--- a/06运维服务能力管理计划、指标体系及相关报告（报告中至少包括近三个月以上的指标达成情况及趋势信息）/CYYH-ITSS-06-02 运维服务能力规划及实施计划（2025年）.docx
+++ b/06运维服务能力管理计划、指标体系及相关报告（报告中至少包括近三个月以上的指标达成情况及趋势信息）/CYYH-ITSS-06-02 运维服务能力规划及实施计划（2025年）.docx
@@ -598,8 +598,6 @@
         </w:rPr>
         <w:t xml:space="preserve"> </w:t>
       </w:r>
-      <w:bookmarkStart w:id="27" w:name="_GoBack"/>
-      <w:bookmarkEnd w:id="27"/>
       <w:r>
         <w:rPr>
           <w:rFonts w:ascii="Calibri" w:hAnsi="Calibri" w:eastAsia="Calibri" w:cs="Calibri"/>
@@ -6044,7 +6042,28 @@
           <w:sz w:val="24"/>
           <w:szCs w:val="24"/>
         </w:rPr>
-        <w:t>人员储备计划</w:t>
+        <w:t>人员</w:t>
+      </w:r>
+      <w:r>
+        <w:rPr>
+          <w:rFonts w:hint="eastAsia" w:ascii="宋体" w:hAnsi="宋体" w:eastAsia="宋体" w:cs="宋体"/>
+          <w:spacing w:val="-3"/>
+          <w:sz w:val="24"/>
+          <w:szCs w:val="24"/>
+          <w:lang w:val="en-US" w:eastAsia="zh-CN"/>
+        </w:rPr>
+        <w:t>招聘及</w:t>
+      </w:r>
+      <w:bookmarkStart w:id="27" w:name="_GoBack"/>
+      <w:bookmarkEnd w:id="27"/>
+      <w:r>
+        <w:rPr>
+          <w:rFonts w:ascii="宋体" w:hAnsi="宋体" w:eastAsia="宋体" w:cs="宋体"/>
+          <w:spacing w:val="-3"/>
+          <w:sz w:val="24"/>
+          <w:szCs w:val="24"/>
+        </w:rPr>
+        <w:t>储备计划</w:t>
       </w:r>
     </w:p>
     <w:p>
@@ -9394,3205 +9413,6 @@
     </w:tbl>
     <w:p>
       <w:pPr>
-        <w:spacing w:before="243" w:line="227" w:lineRule="auto"/>
-        <w:ind w:left="344"/>
-        <w:rPr>
-          <w:rFonts w:ascii="宋体" w:hAnsi="宋体" w:eastAsia="宋体" w:cs="宋体"/>
-          <w:sz w:val="24"/>
-          <w:szCs w:val="24"/>
-        </w:rPr>
-      </w:pPr>
-      <w:r>
-        <w:rPr>
-          <w:rFonts w:ascii="宋体" w:hAnsi="宋体" w:eastAsia="宋体" w:cs="宋体"/>
-          <w:position w:val="-4"/>
-          <w:sz w:val="24"/>
-          <w:szCs w:val="24"/>
-        </w:rPr>
-        <w:drawing>
-          <wp:inline distT="0" distB="0" distL="0" distR="0">
-            <wp:extent cx="107950" cy="168275"/>
-            <wp:effectExtent l="0" t="0" r="0" b="0"/>
-            <wp:docPr id="30" name="IM 30"/>
-            <wp:cNvGraphicFramePr/>
-            <a:graphic xmlns:a="http://schemas.openxmlformats.org/drawingml/2006/main">
-              <a:graphicData uri="http://schemas.openxmlformats.org/drawingml/2006/picture">
-                <pic:pic xmlns:pic="http://schemas.openxmlformats.org/drawingml/2006/picture">
-                  <pic:nvPicPr>
-                    <pic:cNvPr id="30" name="IM 30"/>
-                    <pic:cNvPicPr/>
-                  </pic:nvPicPr>
-                  <pic:blipFill>
-                    <a:blip r:embed="rId15"/>
-                    <a:stretch>
-                      <a:fillRect/>
-                    </a:stretch>
-                  </pic:blipFill>
-                  <pic:spPr>
-                    <a:xfrm>
-                      <a:off x="0" y="0"/>
-                      <a:ext cx="108203" cy="168859"/>
-                    </a:xfrm>
-                    <a:prstGeom prst="rect">
-                      <a:avLst/>
-                    </a:prstGeom>
-                  </pic:spPr>
-                </pic:pic>
-              </a:graphicData>
-            </a:graphic>
-          </wp:inline>
-        </w:drawing>
-      </w:r>
-      <w:r>
-        <w:rPr>
-          <w:rFonts w:ascii="宋体" w:hAnsi="宋体" w:eastAsia="宋体" w:cs="宋体"/>
-          <w:spacing w:val="10"/>
-          <w:sz w:val="24"/>
-          <w:szCs w:val="24"/>
-        </w:rPr>
-        <w:t xml:space="preserve">  </w:t>
-      </w:r>
-      <w:r>
-        <w:rPr>
-          <w:rFonts w:ascii="宋体" w:hAnsi="宋体" w:eastAsia="宋体" w:cs="宋体"/>
-          <w:spacing w:val="-3"/>
-          <w:sz w:val="24"/>
-          <w:szCs w:val="24"/>
-        </w:rPr>
-        <w:t>人员招聘计划</w:t>
-      </w:r>
-    </w:p>
-    <w:p>
-      <w:pPr>
-        <w:spacing w:line="146" w:lineRule="exact"/>
-      </w:pPr>
-    </w:p>
-    <w:tbl>
-      <w:tblPr>
-        <w:tblStyle w:val="5"/>
-        <w:tblW w:w="8422" w:type="dxa"/>
-        <w:tblInd w:w="347" w:type="dxa"/>
-        <w:tblBorders>
-          <w:top w:val="single" w:color="000000" w:sz="2" w:space="0"/>
-          <w:left w:val="single" w:color="000000" w:sz="2" w:space="0"/>
-          <w:bottom w:val="single" w:color="000000" w:sz="2" w:space="0"/>
-          <w:right w:val="single" w:color="000000" w:sz="2" w:space="0"/>
-          <w:insideH w:val="single" w:color="000000" w:sz="2" w:space="0"/>
-          <w:insideV w:val="single" w:color="000000" w:sz="2" w:space="0"/>
-        </w:tblBorders>
-        <w:tblLayout w:type="fixed"/>
-        <w:tblCellMar>
-          <w:top w:w="0" w:type="dxa"/>
-          <w:left w:w="0" w:type="dxa"/>
-          <w:bottom w:w="0" w:type="dxa"/>
-          <w:right w:w="0" w:type="dxa"/>
-        </w:tblCellMar>
-      </w:tblPr>
-      <w:tblGrid>
-        <w:gridCol w:w="538"/>
-        <w:gridCol w:w="942"/>
-        <w:gridCol w:w="1276"/>
-        <w:gridCol w:w="1938"/>
-        <w:gridCol w:w="1460"/>
-        <w:gridCol w:w="990"/>
-        <w:gridCol w:w="1278"/>
-      </w:tblGrid>
-      <w:tr>
-        <w:tblPrEx>
-          <w:tblBorders>
-            <w:top w:val="single" w:color="000000" w:sz="2" w:space="0"/>
-            <w:left w:val="single" w:color="000000" w:sz="2" w:space="0"/>
-            <w:bottom w:val="single" w:color="000000" w:sz="2" w:space="0"/>
-            <w:right w:val="single" w:color="000000" w:sz="2" w:space="0"/>
-            <w:insideH w:val="single" w:color="000000" w:sz="2" w:space="0"/>
-            <w:insideV w:val="single" w:color="000000" w:sz="2" w:space="0"/>
-          </w:tblBorders>
-          <w:tblCellMar>
-            <w:top w:w="0" w:type="dxa"/>
-            <w:left w:w="0" w:type="dxa"/>
-            <w:bottom w:w="0" w:type="dxa"/>
-            <w:right w:w="0" w:type="dxa"/>
-          </w:tblCellMar>
-        </w:tblPrEx>
-        <w:trPr>
-          <w:trHeight w:val="810" w:hRule="atLeast"/>
-        </w:trPr>
-        <w:tc>
-          <w:tcPr>
-            <w:tcW w:w="538" w:type="dxa"/>
-            <w:shd w:val="clear" w:color="auto" w:fill="808080"/>
-            <w:textDirection w:val="tbRlV"/>
-          </w:tcPr>
-          <w:p>
-            <w:pPr>
-              <w:spacing w:before="151" w:line="206" w:lineRule="auto"/>
-              <w:ind w:left="119"/>
-              <w:rPr>
-                <w:rFonts w:ascii="宋体" w:hAnsi="宋体" w:eastAsia="宋体" w:cs="宋体"/>
-                <w:sz w:val="24"/>
-                <w:szCs w:val="24"/>
-              </w:rPr>
-            </w:pPr>
-            <w:r>
-              <w:rPr>
-                <w:rFonts w:ascii="宋体" w:hAnsi="宋体" w:eastAsia="宋体" w:cs="宋体"/>
-                <w:b/>
-                <w:bCs/>
-                <w:spacing w:val="-3"/>
-                <w:sz w:val="24"/>
-                <w:szCs w:val="24"/>
-              </w:rPr>
-              <w:t>序</w:t>
-            </w:r>
-            <w:r>
-              <w:rPr>
-                <w:rFonts w:ascii="宋体" w:hAnsi="宋体" w:eastAsia="宋体" w:cs="宋体"/>
-                <w:spacing w:val="43"/>
-                <w:sz w:val="24"/>
-                <w:szCs w:val="24"/>
-              </w:rPr>
-              <w:t xml:space="preserve"> </w:t>
-            </w:r>
-            <w:r>
-              <w:rPr>
-                <w:rFonts w:ascii="宋体" w:hAnsi="宋体" w:eastAsia="宋体" w:cs="宋体"/>
-                <w:b/>
-                <w:bCs/>
-                <w:spacing w:val="-3"/>
-                <w:sz w:val="24"/>
-                <w:szCs w:val="24"/>
-              </w:rPr>
-              <w:t>号</w:t>
-            </w:r>
-          </w:p>
-        </w:tc>
-        <w:tc>
-          <w:tcPr>
-            <w:tcW w:w="942" w:type="dxa"/>
-            <w:shd w:val="clear" w:color="auto" w:fill="808080"/>
-          </w:tcPr>
-          <w:p>
-            <w:pPr>
-              <w:spacing w:before="118" w:line="262" w:lineRule="auto"/>
-              <w:ind w:left="360" w:right="106" w:hanging="216"/>
-              <w:rPr>
-                <w:rFonts w:ascii="宋体" w:hAnsi="宋体" w:eastAsia="宋体" w:cs="宋体"/>
-                <w:sz w:val="24"/>
-                <w:szCs w:val="24"/>
-              </w:rPr>
-            </w:pPr>
-            <w:r>
-              <w:rPr>
-                <w:rFonts w:ascii="宋体" w:hAnsi="宋体" w:eastAsia="宋体" w:cs="宋体"/>
-                <w:b/>
-                <w:bCs/>
-                <w:spacing w:val="-14"/>
-                <w:sz w:val="24"/>
-                <w:szCs w:val="24"/>
-              </w:rPr>
-              <w:t>岗位类</w:t>
-            </w:r>
-            <w:r>
-              <w:rPr>
-                <w:rFonts w:ascii="宋体" w:hAnsi="宋体" w:eastAsia="宋体" w:cs="宋体"/>
-                <w:b/>
-                <w:bCs/>
-                <w:spacing w:val="-3"/>
-                <w:sz w:val="24"/>
-                <w:szCs w:val="24"/>
-              </w:rPr>
-              <w:t>别</w:t>
-            </w:r>
-          </w:p>
-        </w:tc>
-        <w:tc>
-          <w:tcPr>
-            <w:tcW w:w="1276" w:type="dxa"/>
-            <w:shd w:val="clear" w:color="auto" w:fill="808080"/>
-          </w:tcPr>
-          <w:p>
-            <w:pPr>
-              <w:pStyle w:val="6"/>
-              <w:spacing w:line="244" w:lineRule="auto"/>
-            </w:pPr>
-          </w:p>
-          <w:p>
-            <w:pPr>
-              <w:spacing w:before="78" w:line="219" w:lineRule="auto"/>
-              <w:ind w:left="169"/>
-              <w:rPr>
-                <w:rFonts w:ascii="宋体" w:hAnsi="宋体" w:eastAsia="宋体" w:cs="宋体"/>
-                <w:sz w:val="24"/>
-                <w:szCs w:val="24"/>
-              </w:rPr>
-            </w:pPr>
-            <w:r>
-              <w:rPr>
-                <w:rFonts w:ascii="宋体" w:hAnsi="宋体" w:eastAsia="宋体" w:cs="宋体"/>
-                <w:b/>
-                <w:bCs/>
-                <w:spacing w:val="-5"/>
-                <w:sz w:val="24"/>
-                <w:szCs w:val="24"/>
-              </w:rPr>
-              <w:t>所属部门</w:t>
-            </w:r>
-          </w:p>
-        </w:tc>
-        <w:tc>
-          <w:tcPr>
-            <w:tcW w:w="1938" w:type="dxa"/>
-            <w:shd w:val="clear" w:color="auto" w:fill="808080"/>
-          </w:tcPr>
-          <w:p>
-            <w:pPr>
-              <w:pStyle w:val="6"/>
-              <w:spacing w:line="243" w:lineRule="auto"/>
-            </w:pPr>
-          </w:p>
-          <w:p>
-            <w:pPr>
-              <w:spacing w:before="78" w:line="220" w:lineRule="auto"/>
-              <w:ind w:left="520"/>
-              <w:rPr>
-                <w:rFonts w:ascii="宋体" w:hAnsi="宋体" w:eastAsia="宋体" w:cs="宋体"/>
-                <w:sz w:val="24"/>
-                <w:szCs w:val="24"/>
-              </w:rPr>
-            </w:pPr>
-            <w:r>
-              <w:rPr>
-                <w:rFonts w:ascii="宋体" w:hAnsi="宋体" w:eastAsia="宋体" w:cs="宋体"/>
-                <w:b/>
-                <w:bCs/>
-                <w:spacing w:val="-11"/>
-                <w:sz w:val="24"/>
-                <w:szCs w:val="24"/>
-              </w:rPr>
-              <w:t>岗位名称</w:t>
-            </w:r>
-          </w:p>
-        </w:tc>
-        <w:tc>
-          <w:tcPr>
-            <w:tcW w:w="1460" w:type="dxa"/>
-            <w:shd w:val="clear" w:color="auto" w:fill="808080"/>
-          </w:tcPr>
-          <w:p>
-            <w:pPr>
-              <w:pStyle w:val="6"/>
-              <w:spacing w:line="243" w:lineRule="auto"/>
-            </w:pPr>
-          </w:p>
-          <w:p>
-            <w:pPr>
-              <w:spacing w:before="78" w:line="221" w:lineRule="auto"/>
-              <w:ind w:left="267"/>
-              <w:rPr>
-                <w:rFonts w:ascii="宋体" w:hAnsi="宋体" w:eastAsia="宋体" w:cs="宋体"/>
-                <w:sz w:val="24"/>
-                <w:szCs w:val="24"/>
-              </w:rPr>
-            </w:pPr>
-            <w:r>
-              <w:rPr>
-                <w:rFonts w:ascii="宋体" w:hAnsi="宋体" w:eastAsia="宋体" w:cs="宋体"/>
-                <w:b/>
-                <w:bCs/>
-                <w:spacing w:val="-6"/>
-                <w:sz w:val="24"/>
-                <w:szCs w:val="24"/>
-              </w:rPr>
-              <w:t>学历要求</w:t>
-            </w:r>
-          </w:p>
-        </w:tc>
-        <w:tc>
-          <w:tcPr>
-            <w:tcW w:w="990" w:type="dxa"/>
-            <w:shd w:val="clear" w:color="auto" w:fill="808080"/>
-          </w:tcPr>
-          <w:p>
-            <w:pPr>
-              <w:spacing w:before="118" w:line="262" w:lineRule="auto"/>
-              <w:ind w:left="388" w:right="122" w:hanging="238"/>
-              <w:rPr>
-                <w:rFonts w:ascii="宋体" w:hAnsi="宋体" w:eastAsia="宋体" w:cs="宋体"/>
-                <w:sz w:val="24"/>
-                <w:szCs w:val="24"/>
-              </w:rPr>
-            </w:pPr>
-            <w:r>
-              <w:rPr>
-                <w:rFonts w:ascii="宋体" w:hAnsi="宋体" w:eastAsia="宋体" w:cs="宋体"/>
-                <w:b/>
-                <w:bCs/>
-                <w:spacing w:val="-6"/>
-                <w:sz w:val="24"/>
-                <w:szCs w:val="24"/>
-              </w:rPr>
-              <w:t>招聘数</w:t>
-            </w:r>
-            <w:r>
-              <w:rPr>
-                <w:rFonts w:ascii="宋体" w:hAnsi="宋体" w:eastAsia="宋体" w:cs="宋体"/>
-                <w:b/>
-                <w:bCs/>
-                <w:spacing w:val="-3"/>
-                <w:sz w:val="24"/>
-                <w:szCs w:val="24"/>
-              </w:rPr>
-              <w:t>量</w:t>
-            </w:r>
-          </w:p>
-        </w:tc>
-        <w:tc>
-          <w:tcPr>
-            <w:tcW w:w="1278" w:type="dxa"/>
-            <w:shd w:val="clear" w:color="auto" w:fill="808080"/>
-          </w:tcPr>
-          <w:p>
-            <w:pPr>
-              <w:pStyle w:val="6"/>
-              <w:spacing w:line="243" w:lineRule="auto"/>
-            </w:pPr>
-          </w:p>
-          <w:p>
-            <w:pPr>
-              <w:spacing w:before="78" w:line="220" w:lineRule="auto"/>
-              <w:ind w:left="178"/>
-              <w:rPr>
-                <w:rFonts w:ascii="宋体" w:hAnsi="宋体" w:eastAsia="宋体" w:cs="宋体"/>
-                <w:sz w:val="24"/>
-                <w:szCs w:val="24"/>
-              </w:rPr>
-            </w:pPr>
-            <w:r>
-              <w:rPr>
-                <w:rFonts w:ascii="宋体" w:hAnsi="宋体" w:eastAsia="宋体" w:cs="宋体"/>
-                <w:b/>
-                <w:bCs/>
-                <w:spacing w:val="-6"/>
-                <w:sz w:val="24"/>
-                <w:szCs w:val="24"/>
-              </w:rPr>
-              <w:t>到岗要求</w:t>
-            </w:r>
-          </w:p>
-        </w:tc>
-      </w:tr>
-      <w:tr>
-        <w:tblPrEx>
-          <w:tblBorders>
-            <w:top w:val="single" w:color="000000" w:sz="2" w:space="0"/>
-            <w:left w:val="single" w:color="000000" w:sz="2" w:space="0"/>
-            <w:bottom w:val="single" w:color="000000" w:sz="2" w:space="0"/>
-            <w:right w:val="single" w:color="000000" w:sz="2" w:space="0"/>
-            <w:insideH w:val="single" w:color="000000" w:sz="2" w:space="0"/>
-            <w:insideV w:val="single" w:color="000000" w:sz="2" w:space="0"/>
-          </w:tblBorders>
-          <w:tblCellMar>
-            <w:top w:w="0" w:type="dxa"/>
-            <w:left w:w="0" w:type="dxa"/>
-            <w:bottom w:w="0" w:type="dxa"/>
-            <w:right w:w="0" w:type="dxa"/>
-          </w:tblCellMar>
-        </w:tblPrEx>
-        <w:trPr>
-          <w:trHeight w:val="402" w:hRule="atLeast"/>
-        </w:trPr>
-        <w:tc>
-          <w:tcPr>
-            <w:tcW w:w="538" w:type="dxa"/>
-          </w:tcPr>
-          <w:p>
-            <w:pPr>
-              <w:spacing w:before="112" w:line="215" w:lineRule="auto"/>
-              <w:ind w:left="233"/>
-              <w:rPr>
-                <w:rFonts w:ascii="宋体" w:hAnsi="宋体" w:eastAsia="宋体" w:cs="宋体"/>
-                <w:sz w:val="24"/>
-                <w:szCs w:val="24"/>
-              </w:rPr>
-            </w:pPr>
-            <w:r>
-              <w:rPr>
-                <w:rFonts w:ascii="宋体" w:hAnsi="宋体" w:eastAsia="宋体" w:cs="宋体"/>
-                <w:b/>
-                <w:bCs/>
-                <w:spacing w:val="-3"/>
-                <w:sz w:val="24"/>
-                <w:szCs w:val="24"/>
-              </w:rPr>
-              <w:t>1</w:t>
-            </w:r>
-          </w:p>
-        </w:tc>
-        <w:tc>
-          <w:tcPr>
-            <w:tcW w:w="942" w:type="dxa"/>
-            <w:vMerge w:val="restart"/>
-            <w:tcBorders>
-              <w:bottom w:val="nil"/>
-            </w:tcBorders>
-          </w:tcPr>
-          <w:p>
-            <w:pPr>
-              <w:pStyle w:val="6"/>
-              <w:spacing w:line="286" w:lineRule="auto"/>
-            </w:pPr>
-          </w:p>
-          <w:p>
-            <w:pPr>
-              <w:pStyle w:val="6"/>
-              <w:spacing w:line="287" w:lineRule="auto"/>
-            </w:pPr>
-          </w:p>
-          <w:p>
-            <w:pPr>
-              <w:pStyle w:val="6"/>
-              <w:spacing w:line="287" w:lineRule="auto"/>
-            </w:pPr>
-          </w:p>
-          <w:p>
-            <w:pPr>
-              <w:spacing w:before="78" w:line="219" w:lineRule="auto"/>
-              <w:ind w:left="121"/>
-              <w:rPr>
-                <w:rFonts w:ascii="宋体" w:hAnsi="宋体" w:eastAsia="宋体" w:cs="宋体"/>
-                <w:sz w:val="24"/>
-                <w:szCs w:val="24"/>
-              </w:rPr>
-            </w:pPr>
-            <w:r>
-              <w:rPr>
-                <w:rFonts w:ascii="宋体" w:hAnsi="宋体" w:eastAsia="宋体" w:cs="宋体"/>
-                <w:spacing w:val="-6"/>
-                <w:sz w:val="24"/>
-                <w:szCs w:val="24"/>
-              </w:rPr>
-              <w:t>管理岗</w:t>
-            </w:r>
-          </w:p>
-        </w:tc>
-        <w:tc>
-          <w:tcPr>
-            <w:tcW w:w="1276" w:type="dxa"/>
-          </w:tcPr>
-          <w:p>
-            <w:pPr>
-              <w:spacing w:before="112" w:line="215" w:lineRule="auto"/>
-              <w:ind w:left="287"/>
-              <w:rPr>
-                <w:rFonts w:ascii="宋体" w:hAnsi="宋体" w:eastAsia="宋体" w:cs="宋体"/>
-                <w:sz w:val="24"/>
-                <w:szCs w:val="24"/>
-              </w:rPr>
-            </w:pPr>
-            <w:r>
-              <w:rPr>
-                <w:rFonts w:ascii="宋体" w:hAnsi="宋体" w:eastAsia="宋体" w:cs="宋体"/>
-                <w:spacing w:val="-4"/>
-                <w:sz w:val="24"/>
-                <w:szCs w:val="24"/>
-              </w:rPr>
-              <w:t>运维部</w:t>
-            </w:r>
-          </w:p>
-        </w:tc>
-        <w:tc>
-          <w:tcPr>
-            <w:tcW w:w="1938" w:type="dxa"/>
-          </w:tcPr>
-          <w:p>
-            <w:pPr>
-              <w:spacing w:before="112" w:line="215" w:lineRule="auto"/>
-              <w:ind w:left="117"/>
-              <w:rPr>
-                <w:rFonts w:ascii="宋体" w:hAnsi="宋体" w:eastAsia="宋体" w:cs="宋体"/>
-                <w:sz w:val="24"/>
-                <w:szCs w:val="24"/>
-              </w:rPr>
-            </w:pPr>
-            <w:r>
-              <w:rPr>
-                <w:rFonts w:ascii="宋体" w:hAnsi="宋体" w:eastAsia="宋体" w:cs="宋体"/>
-                <w:spacing w:val="-6"/>
-                <w:sz w:val="24"/>
-                <w:szCs w:val="24"/>
-              </w:rPr>
-              <w:t>经理</w:t>
-            </w:r>
-          </w:p>
-        </w:tc>
-        <w:tc>
-          <w:tcPr>
-            <w:tcW w:w="1460" w:type="dxa"/>
-          </w:tcPr>
-          <w:p>
-            <w:pPr>
-              <w:spacing w:before="112" w:line="215" w:lineRule="auto"/>
-              <w:ind w:left="141"/>
-              <w:rPr>
-                <w:rFonts w:ascii="宋体" w:hAnsi="宋体" w:eastAsia="宋体" w:cs="宋体"/>
-                <w:sz w:val="24"/>
-                <w:szCs w:val="24"/>
-              </w:rPr>
-            </w:pPr>
-            <w:r>
-              <w:rPr>
-                <w:rFonts w:ascii="宋体" w:hAnsi="宋体" w:eastAsia="宋体" w:cs="宋体"/>
-                <w:spacing w:val="-3"/>
-                <w:sz w:val="24"/>
-                <w:szCs w:val="24"/>
-              </w:rPr>
-              <w:t>本科及以上</w:t>
-            </w:r>
-          </w:p>
-        </w:tc>
-        <w:tc>
-          <w:tcPr>
-            <w:tcW w:w="990" w:type="dxa"/>
-          </w:tcPr>
-          <w:p>
-            <w:pPr>
-              <w:spacing w:before="112" w:line="215" w:lineRule="auto"/>
-              <w:ind w:left="448"/>
-              <w:rPr>
-                <w:rFonts w:ascii="宋体" w:hAnsi="宋体" w:eastAsia="宋体" w:cs="宋体"/>
-                <w:sz w:val="24"/>
-                <w:szCs w:val="24"/>
-              </w:rPr>
-            </w:pPr>
-            <w:r>
-              <w:rPr>
-                <w:rFonts w:ascii="宋体" w:hAnsi="宋体" w:eastAsia="宋体" w:cs="宋体"/>
-                <w:sz w:val="24"/>
-                <w:szCs w:val="24"/>
-              </w:rPr>
-              <w:t>0</w:t>
-            </w:r>
-          </w:p>
-        </w:tc>
-        <w:tc>
-          <w:tcPr>
-            <w:tcW w:w="1278" w:type="dxa"/>
-          </w:tcPr>
-          <w:p>
-            <w:pPr>
-              <w:spacing w:before="112" w:line="215" w:lineRule="auto"/>
-              <w:ind w:left="588"/>
-              <w:rPr>
-                <w:rFonts w:ascii="宋体" w:hAnsi="宋体" w:eastAsia="宋体" w:cs="宋体"/>
-                <w:sz w:val="24"/>
-                <w:szCs w:val="24"/>
-              </w:rPr>
-            </w:pPr>
-            <w:r>
-              <w:rPr>
-                <w:rFonts w:ascii="宋体" w:hAnsi="宋体" w:eastAsia="宋体" w:cs="宋体"/>
-                <w:sz w:val="24"/>
-                <w:szCs w:val="24"/>
-              </w:rPr>
-              <w:t>/</w:t>
-            </w:r>
-          </w:p>
-        </w:tc>
-      </w:tr>
-      <w:tr>
-        <w:tblPrEx>
-          <w:tblBorders>
-            <w:top w:val="single" w:color="000000" w:sz="2" w:space="0"/>
-            <w:left w:val="single" w:color="000000" w:sz="2" w:space="0"/>
-            <w:bottom w:val="single" w:color="000000" w:sz="2" w:space="0"/>
-            <w:right w:val="single" w:color="000000" w:sz="2" w:space="0"/>
-            <w:insideH w:val="single" w:color="000000" w:sz="2" w:space="0"/>
-            <w:insideV w:val="single" w:color="000000" w:sz="2" w:space="0"/>
-          </w:tblBorders>
-          <w:tblCellMar>
-            <w:top w:w="0" w:type="dxa"/>
-            <w:left w:w="0" w:type="dxa"/>
-            <w:bottom w:w="0" w:type="dxa"/>
-            <w:right w:w="0" w:type="dxa"/>
-          </w:tblCellMar>
-        </w:tblPrEx>
-        <w:trPr>
-          <w:trHeight w:val="404" w:hRule="atLeast"/>
-        </w:trPr>
-        <w:tc>
-          <w:tcPr>
-            <w:tcW w:w="538" w:type="dxa"/>
-          </w:tcPr>
-          <w:p>
-            <w:pPr>
-              <w:spacing w:before="115" w:line="214" w:lineRule="auto"/>
-              <w:ind w:left="219"/>
-              <w:rPr>
-                <w:rFonts w:ascii="宋体" w:hAnsi="宋体" w:eastAsia="宋体" w:cs="宋体"/>
-                <w:sz w:val="24"/>
-                <w:szCs w:val="24"/>
-              </w:rPr>
-            </w:pPr>
-            <w:r>
-              <w:rPr>
-                <w:rFonts w:ascii="宋体" w:hAnsi="宋体" w:eastAsia="宋体" w:cs="宋体"/>
-                <w:b/>
-                <w:bCs/>
-                <w:spacing w:val="-3"/>
-                <w:sz w:val="24"/>
-                <w:szCs w:val="24"/>
-              </w:rPr>
-              <w:t>2</w:t>
-            </w:r>
-          </w:p>
-        </w:tc>
-        <w:tc>
-          <w:tcPr>
-            <w:tcW w:w="942" w:type="dxa"/>
-            <w:vMerge w:val="continue"/>
-            <w:tcBorders>
-              <w:top w:val="nil"/>
-              <w:bottom w:val="nil"/>
-            </w:tcBorders>
-          </w:tcPr>
-          <w:p>
-            <w:pPr>
-              <w:pStyle w:val="6"/>
-            </w:pPr>
-          </w:p>
-        </w:tc>
-        <w:tc>
-          <w:tcPr>
-            <w:tcW w:w="1276" w:type="dxa"/>
-          </w:tcPr>
-          <w:p>
-            <w:pPr>
-              <w:spacing w:before="115" w:line="214" w:lineRule="auto"/>
-              <w:ind w:left="288"/>
-              <w:rPr>
-                <w:rFonts w:ascii="宋体" w:hAnsi="宋体" w:eastAsia="宋体" w:cs="宋体"/>
-                <w:sz w:val="24"/>
-                <w:szCs w:val="24"/>
-              </w:rPr>
-            </w:pPr>
-            <w:r>
-              <w:rPr>
-                <w:rFonts w:ascii="宋体" w:hAnsi="宋体" w:eastAsia="宋体" w:cs="宋体"/>
-                <w:spacing w:val="-4"/>
-                <w:sz w:val="24"/>
-                <w:szCs w:val="24"/>
-              </w:rPr>
-              <w:t>开发部</w:t>
-            </w:r>
-          </w:p>
-        </w:tc>
-        <w:tc>
-          <w:tcPr>
-            <w:tcW w:w="1938" w:type="dxa"/>
-          </w:tcPr>
-          <w:p>
-            <w:pPr>
-              <w:spacing w:before="115" w:line="214" w:lineRule="auto"/>
-              <w:ind w:left="117"/>
-              <w:rPr>
-                <w:rFonts w:ascii="宋体" w:hAnsi="宋体" w:eastAsia="宋体" w:cs="宋体"/>
-                <w:sz w:val="24"/>
-                <w:szCs w:val="24"/>
-              </w:rPr>
-            </w:pPr>
-            <w:r>
-              <w:rPr>
-                <w:rFonts w:ascii="宋体" w:hAnsi="宋体" w:eastAsia="宋体" w:cs="宋体"/>
-                <w:spacing w:val="-6"/>
-                <w:sz w:val="24"/>
-                <w:szCs w:val="24"/>
-              </w:rPr>
-              <w:t>经理</w:t>
-            </w:r>
-          </w:p>
-        </w:tc>
-        <w:tc>
-          <w:tcPr>
-            <w:tcW w:w="1460" w:type="dxa"/>
-          </w:tcPr>
-          <w:p>
-            <w:pPr>
-              <w:spacing w:before="115" w:line="214" w:lineRule="auto"/>
-              <w:ind w:left="141"/>
-              <w:rPr>
-                <w:rFonts w:ascii="宋体" w:hAnsi="宋体" w:eastAsia="宋体" w:cs="宋体"/>
-                <w:sz w:val="24"/>
-                <w:szCs w:val="24"/>
-              </w:rPr>
-            </w:pPr>
-            <w:r>
-              <w:rPr>
-                <w:rFonts w:ascii="宋体" w:hAnsi="宋体" w:eastAsia="宋体" w:cs="宋体"/>
-                <w:spacing w:val="-3"/>
-                <w:sz w:val="24"/>
-                <w:szCs w:val="24"/>
-              </w:rPr>
-              <w:t>本科及以上</w:t>
-            </w:r>
-          </w:p>
-        </w:tc>
-        <w:tc>
-          <w:tcPr>
-            <w:tcW w:w="990" w:type="dxa"/>
-          </w:tcPr>
-          <w:p>
-            <w:pPr>
-              <w:spacing w:before="115" w:line="214" w:lineRule="auto"/>
-              <w:ind w:left="448"/>
-              <w:rPr>
-                <w:rFonts w:ascii="宋体" w:hAnsi="宋体" w:eastAsia="宋体" w:cs="宋体"/>
-                <w:sz w:val="24"/>
-                <w:szCs w:val="24"/>
-              </w:rPr>
-            </w:pPr>
-            <w:r>
-              <w:rPr>
-                <w:rFonts w:ascii="宋体" w:hAnsi="宋体" w:eastAsia="宋体" w:cs="宋体"/>
-                <w:sz w:val="24"/>
-                <w:szCs w:val="24"/>
-              </w:rPr>
-              <w:t>0</w:t>
-            </w:r>
-          </w:p>
-        </w:tc>
-        <w:tc>
-          <w:tcPr>
-            <w:tcW w:w="1278" w:type="dxa"/>
-          </w:tcPr>
-          <w:p>
-            <w:pPr>
-              <w:spacing w:before="115" w:line="214" w:lineRule="auto"/>
-              <w:ind w:left="588"/>
-              <w:rPr>
-                <w:rFonts w:ascii="宋体" w:hAnsi="宋体" w:eastAsia="宋体" w:cs="宋体"/>
-                <w:sz w:val="24"/>
-                <w:szCs w:val="24"/>
-              </w:rPr>
-            </w:pPr>
-            <w:r>
-              <w:rPr>
-                <w:rFonts w:ascii="宋体" w:hAnsi="宋体" w:eastAsia="宋体" w:cs="宋体"/>
-                <w:sz w:val="24"/>
-                <w:szCs w:val="24"/>
-              </w:rPr>
-              <w:t>/</w:t>
-            </w:r>
-          </w:p>
-        </w:tc>
-      </w:tr>
-      <w:tr>
-        <w:tblPrEx>
-          <w:tblBorders>
-            <w:top w:val="single" w:color="000000" w:sz="2" w:space="0"/>
-            <w:left w:val="single" w:color="000000" w:sz="2" w:space="0"/>
-            <w:bottom w:val="single" w:color="000000" w:sz="2" w:space="0"/>
-            <w:right w:val="single" w:color="000000" w:sz="2" w:space="0"/>
-            <w:insideH w:val="single" w:color="000000" w:sz="2" w:space="0"/>
-            <w:insideV w:val="single" w:color="000000" w:sz="2" w:space="0"/>
-          </w:tblBorders>
-          <w:tblCellMar>
-            <w:top w:w="0" w:type="dxa"/>
-            <w:left w:w="0" w:type="dxa"/>
-            <w:bottom w:w="0" w:type="dxa"/>
-            <w:right w:w="0" w:type="dxa"/>
-          </w:tblCellMar>
-        </w:tblPrEx>
-        <w:trPr>
-          <w:trHeight w:val="404" w:hRule="atLeast"/>
-        </w:trPr>
-        <w:tc>
-          <w:tcPr>
-            <w:tcW w:w="538" w:type="dxa"/>
-          </w:tcPr>
-          <w:p>
-            <w:pPr>
-              <w:spacing w:before="115" w:line="214" w:lineRule="auto"/>
-              <w:ind w:left="221"/>
-              <w:rPr>
-                <w:rFonts w:ascii="宋体" w:hAnsi="宋体" w:eastAsia="宋体" w:cs="宋体"/>
-                <w:sz w:val="24"/>
-                <w:szCs w:val="24"/>
-              </w:rPr>
-            </w:pPr>
-            <w:r>
-              <w:rPr>
-                <w:rFonts w:ascii="宋体" w:hAnsi="宋体" w:eastAsia="宋体" w:cs="宋体"/>
-                <w:b/>
-                <w:bCs/>
-                <w:spacing w:val="-3"/>
-                <w:sz w:val="24"/>
-                <w:szCs w:val="24"/>
-              </w:rPr>
-              <w:t>3</w:t>
-            </w:r>
-          </w:p>
-        </w:tc>
-        <w:tc>
-          <w:tcPr>
-            <w:tcW w:w="942" w:type="dxa"/>
-            <w:vMerge w:val="continue"/>
-            <w:tcBorders>
-              <w:top w:val="nil"/>
-              <w:bottom w:val="nil"/>
-            </w:tcBorders>
-          </w:tcPr>
-          <w:p>
-            <w:pPr>
-              <w:pStyle w:val="6"/>
-            </w:pPr>
-          </w:p>
-        </w:tc>
-        <w:tc>
-          <w:tcPr>
-            <w:tcW w:w="1276" w:type="dxa"/>
-          </w:tcPr>
-          <w:p>
-            <w:pPr>
-              <w:spacing w:before="115" w:line="214" w:lineRule="auto"/>
-              <w:ind w:left="287"/>
-              <w:rPr>
-                <w:rFonts w:ascii="宋体" w:hAnsi="宋体" w:eastAsia="宋体" w:cs="宋体"/>
-                <w:sz w:val="24"/>
-                <w:szCs w:val="24"/>
-              </w:rPr>
-            </w:pPr>
-            <w:r>
-              <w:rPr>
-                <w:rFonts w:ascii="宋体" w:hAnsi="宋体" w:eastAsia="宋体" w:cs="宋体"/>
-                <w:spacing w:val="-4"/>
-                <w:sz w:val="24"/>
-                <w:szCs w:val="24"/>
-              </w:rPr>
-              <w:t>运维部</w:t>
-            </w:r>
-          </w:p>
-        </w:tc>
-        <w:tc>
-          <w:tcPr>
-            <w:tcW w:w="1938" w:type="dxa"/>
-          </w:tcPr>
-          <w:p>
-            <w:pPr>
-              <w:spacing w:before="115" w:line="214" w:lineRule="auto"/>
-              <w:ind w:left="118"/>
-              <w:rPr>
-                <w:rFonts w:ascii="宋体" w:hAnsi="宋体" w:eastAsia="宋体" w:cs="宋体"/>
-                <w:sz w:val="24"/>
-                <w:szCs w:val="24"/>
-              </w:rPr>
-            </w:pPr>
-            <w:r>
-              <w:rPr>
-                <w:rFonts w:ascii="宋体" w:hAnsi="宋体" w:eastAsia="宋体" w:cs="宋体"/>
-                <w:spacing w:val="-4"/>
-                <w:sz w:val="24"/>
-                <w:szCs w:val="24"/>
-              </w:rPr>
-              <w:t>项目经理</w:t>
-            </w:r>
-          </w:p>
-        </w:tc>
-        <w:tc>
-          <w:tcPr>
-            <w:tcW w:w="1460" w:type="dxa"/>
-          </w:tcPr>
-          <w:p>
-            <w:pPr>
-              <w:spacing w:before="115" w:line="214" w:lineRule="auto"/>
-              <w:ind w:left="141"/>
-              <w:rPr>
-                <w:rFonts w:ascii="宋体" w:hAnsi="宋体" w:eastAsia="宋体" w:cs="宋体"/>
-                <w:sz w:val="24"/>
-                <w:szCs w:val="24"/>
-              </w:rPr>
-            </w:pPr>
-            <w:r>
-              <w:rPr>
-                <w:rFonts w:ascii="宋体" w:hAnsi="宋体" w:eastAsia="宋体" w:cs="宋体"/>
-                <w:spacing w:val="-3"/>
-                <w:sz w:val="24"/>
-                <w:szCs w:val="24"/>
-              </w:rPr>
-              <w:t>本科及以上</w:t>
-            </w:r>
-          </w:p>
-        </w:tc>
-        <w:tc>
-          <w:tcPr>
-            <w:tcW w:w="990" w:type="dxa"/>
-          </w:tcPr>
-          <w:p>
-            <w:pPr>
-              <w:spacing w:before="115" w:line="214" w:lineRule="auto"/>
-              <w:ind w:left="448"/>
-              <w:rPr>
-                <w:rFonts w:ascii="宋体" w:hAnsi="宋体" w:eastAsia="宋体" w:cs="宋体"/>
-                <w:sz w:val="24"/>
-                <w:szCs w:val="24"/>
-              </w:rPr>
-            </w:pPr>
-            <w:r>
-              <w:rPr>
-                <w:rFonts w:ascii="宋体" w:hAnsi="宋体" w:eastAsia="宋体" w:cs="宋体"/>
-                <w:sz w:val="24"/>
-                <w:szCs w:val="24"/>
-              </w:rPr>
-              <w:t>0</w:t>
-            </w:r>
-          </w:p>
-        </w:tc>
-        <w:tc>
-          <w:tcPr>
-            <w:tcW w:w="1278" w:type="dxa"/>
-          </w:tcPr>
-          <w:p>
-            <w:pPr>
-              <w:spacing w:before="115" w:line="214" w:lineRule="auto"/>
-              <w:ind w:left="588"/>
-              <w:rPr>
-                <w:rFonts w:ascii="宋体" w:hAnsi="宋体" w:eastAsia="宋体" w:cs="宋体"/>
-                <w:sz w:val="24"/>
-                <w:szCs w:val="24"/>
-              </w:rPr>
-            </w:pPr>
-            <w:r>
-              <w:rPr>
-                <w:rFonts w:ascii="宋体" w:hAnsi="宋体" w:eastAsia="宋体" w:cs="宋体"/>
-                <w:sz w:val="24"/>
-                <w:szCs w:val="24"/>
-              </w:rPr>
-              <w:t>/</w:t>
-            </w:r>
-          </w:p>
-        </w:tc>
-      </w:tr>
-      <w:tr>
-        <w:tblPrEx>
-          <w:tblBorders>
-            <w:top w:val="single" w:color="000000" w:sz="2" w:space="0"/>
-            <w:left w:val="single" w:color="000000" w:sz="2" w:space="0"/>
-            <w:bottom w:val="single" w:color="000000" w:sz="2" w:space="0"/>
-            <w:right w:val="single" w:color="000000" w:sz="2" w:space="0"/>
-            <w:insideH w:val="single" w:color="000000" w:sz="2" w:space="0"/>
-            <w:insideV w:val="single" w:color="000000" w:sz="2" w:space="0"/>
-          </w:tblBorders>
-          <w:tblCellMar>
-            <w:top w:w="0" w:type="dxa"/>
-            <w:left w:w="0" w:type="dxa"/>
-            <w:bottom w:w="0" w:type="dxa"/>
-            <w:right w:w="0" w:type="dxa"/>
-          </w:tblCellMar>
-        </w:tblPrEx>
-        <w:trPr>
-          <w:trHeight w:val="404" w:hRule="atLeast"/>
-        </w:trPr>
-        <w:tc>
-          <w:tcPr>
-            <w:tcW w:w="538" w:type="dxa"/>
-          </w:tcPr>
-          <w:p>
-            <w:pPr>
-              <w:spacing w:before="117" w:line="213" w:lineRule="auto"/>
-              <w:ind w:left="215"/>
-              <w:rPr>
-                <w:rFonts w:ascii="宋体" w:hAnsi="宋体" w:eastAsia="宋体" w:cs="宋体"/>
-                <w:sz w:val="24"/>
-                <w:szCs w:val="24"/>
-              </w:rPr>
-            </w:pPr>
-            <w:r>
-              <w:rPr>
-                <w:rFonts w:ascii="宋体" w:hAnsi="宋体" w:eastAsia="宋体" w:cs="宋体"/>
-                <w:b/>
-                <w:bCs/>
-                <w:spacing w:val="-3"/>
-                <w:sz w:val="24"/>
-                <w:szCs w:val="24"/>
-              </w:rPr>
-              <w:t>4</w:t>
-            </w:r>
-          </w:p>
-        </w:tc>
-        <w:tc>
-          <w:tcPr>
-            <w:tcW w:w="942" w:type="dxa"/>
-            <w:vMerge w:val="continue"/>
-            <w:tcBorders>
-              <w:top w:val="nil"/>
-              <w:bottom w:val="nil"/>
-            </w:tcBorders>
-          </w:tcPr>
-          <w:p>
-            <w:pPr>
-              <w:pStyle w:val="6"/>
-            </w:pPr>
-          </w:p>
-        </w:tc>
-        <w:tc>
-          <w:tcPr>
-            <w:tcW w:w="1276" w:type="dxa"/>
-          </w:tcPr>
-          <w:p>
-            <w:pPr>
-              <w:spacing w:before="117" w:line="213" w:lineRule="auto"/>
-              <w:ind w:left="288"/>
-              <w:rPr>
-                <w:rFonts w:ascii="宋体" w:hAnsi="宋体" w:eastAsia="宋体" w:cs="宋体"/>
-                <w:sz w:val="24"/>
-                <w:szCs w:val="24"/>
-              </w:rPr>
-            </w:pPr>
-            <w:r>
-              <w:rPr>
-                <w:rFonts w:ascii="宋体" w:hAnsi="宋体" w:eastAsia="宋体" w:cs="宋体"/>
-                <w:spacing w:val="-4"/>
-                <w:sz w:val="24"/>
-                <w:szCs w:val="24"/>
-              </w:rPr>
-              <w:t>质量部</w:t>
-            </w:r>
-          </w:p>
-        </w:tc>
-        <w:tc>
-          <w:tcPr>
-            <w:tcW w:w="1938" w:type="dxa"/>
-          </w:tcPr>
-          <w:p>
-            <w:pPr>
-              <w:spacing w:before="117" w:line="213" w:lineRule="auto"/>
-              <w:ind w:left="117"/>
-              <w:rPr>
-                <w:rFonts w:ascii="宋体" w:hAnsi="宋体" w:eastAsia="宋体" w:cs="宋体"/>
-                <w:sz w:val="24"/>
-                <w:szCs w:val="24"/>
-              </w:rPr>
-            </w:pPr>
-            <w:r>
-              <w:rPr>
-                <w:rFonts w:ascii="宋体" w:hAnsi="宋体" w:eastAsia="宋体" w:cs="宋体"/>
-                <w:spacing w:val="-6"/>
-                <w:sz w:val="24"/>
-                <w:szCs w:val="24"/>
-              </w:rPr>
-              <w:t>经理</w:t>
-            </w:r>
-          </w:p>
-        </w:tc>
-        <w:tc>
-          <w:tcPr>
-            <w:tcW w:w="1460" w:type="dxa"/>
-          </w:tcPr>
-          <w:p>
-            <w:pPr>
-              <w:spacing w:before="117" w:line="213" w:lineRule="auto"/>
-              <w:ind w:left="141"/>
-              <w:rPr>
-                <w:rFonts w:ascii="宋体" w:hAnsi="宋体" w:eastAsia="宋体" w:cs="宋体"/>
-                <w:sz w:val="24"/>
-                <w:szCs w:val="24"/>
-              </w:rPr>
-            </w:pPr>
-            <w:r>
-              <w:rPr>
-                <w:rFonts w:ascii="宋体" w:hAnsi="宋体" w:eastAsia="宋体" w:cs="宋体"/>
-                <w:spacing w:val="-3"/>
-                <w:sz w:val="24"/>
-                <w:szCs w:val="24"/>
-              </w:rPr>
-              <w:t>本科及以上</w:t>
-            </w:r>
-          </w:p>
-        </w:tc>
-        <w:tc>
-          <w:tcPr>
-            <w:tcW w:w="990" w:type="dxa"/>
-          </w:tcPr>
-          <w:p>
-            <w:pPr>
-              <w:spacing w:before="117" w:line="213" w:lineRule="auto"/>
-              <w:ind w:left="448"/>
-              <w:rPr>
-                <w:rFonts w:ascii="宋体" w:hAnsi="宋体" w:eastAsia="宋体" w:cs="宋体"/>
-                <w:sz w:val="24"/>
-                <w:szCs w:val="24"/>
-              </w:rPr>
-            </w:pPr>
-            <w:r>
-              <w:rPr>
-                <w:rFonts w:ascii="宋体" w:hAnsi="宋体" w:eastAsia="宋体" w:cs="宋体"/>
-                <w:sz w:val="24"/>
-                <w:szCs w:val="24"/>
-              </w:rPr>
-              <w:t>0</w:t>
-            </w:r>
-          </w:p>
-        </w:tc>
-        <w:tc>
-          <w:tcPr>
-            <w:tcW w:w="1278" w:type="dxa"/>
-          </w:tcPr>
-          <w:p>
-            <w:pPr>
-              <w:spacing w:before="117" w:line="213" w:lineRule="auto"/>
-              <w:ind w:left="588"/>
-              <w:rPr>
-                <w:rFonts w:ascii="宋体" w:hAnsi="宋体" w:eastAsia="宋体" w:cs="宋体"/>
-                <w:sz w:val="24"/>
-                <w:szCs w:val="24"/>
-              </w:rPr>
-            </w:pPr>
-            <w:r>
-              <w:rPr>
-                <w:rFonts w:ascii="宋体" w:hAnsi="宋体" w:eastAsia="宋体" w:cs="宋体"/>
-                <w:sz w:val="24"/>
-                <w:szCs w:val="24"/>
-              </w:rPr>
-              <w:t>/</w:t>
-            </w:r>
-          </w:p>
-        </w:tc>
-      </w:tr>
-      <w:tr>
-        <w:tblPrEx>
-          <w:tblBorders>
-            <w:top w:val="single" w:color="000000" w:sz="2" w:space="0"/>
-            <w:left w:val="single" w:color="000000" w:sz="2" w:space="0"/>
-            <w:bottom w:val="single" w:color="000000" w:sz="2" w:space="0"/>
-            <w:right w:val="single" w:color="000000" w:sz="2" w:space="0"/>
-            <w:insideH w:val="single" w:color="000000" w:sz="2" w:space="0"/>
-            <w:insideV w:val="single" w:color="000000" w:sz="2" w:space="0"/>
-          </w:tblBorders>
-          <w:tblCellMar>
-            <w:top w:w="0" w:type="dxa"/>
-            <w:left w:w="0" w:type="dxa"/>
-            <w:bottom w:w="0" w:type="dxa"/>
-            <w:right w:w="0" w:type="dxa"/>
-          </w:tblCellMar>
-        </w:tblPrEx>
-        <w:trPr>
-          <w:trHeight w:val="404" w:hRule="atLeast"/>
-        </w:trPr>
-        <w:tc>
-          <w:tcPr>
-            <w:tcW w:w="538" w:type="dxa"/>
-          </w:tcPr>
-          <w:p>
-            <w:pPr>
-              <w:spacing w:before="118" w:line="212" w:lineRule="auto"/>
-              <w:ind w:left="221"/>
-              <w:rPr>
-                <w:rFonts w:ascii="宋体" w:hAnsi="宋体" w:eastAsia="宋体" w:cs="宋体"/>
-                <w:sz w:val="24"/>
-                <w:szCs w:val="24"/>
-              </w:rPr>
-            </w:pPr>
-            <w:r>
-              <w:rPr>
-                <w:rFonts w:ascii="宋体" w:hAnsi="宋体" w:eastAsia="宋体" w:cs="宋体"/>
-                <w:b/>
-                <w:bCs/>
-                <w:spacing w:val="-3"/>
-                <w:sz w:val="24"/>
-                <w:szCs w:val="24"/>
-              </w:rPr>
-              <w:t>5</w:t>
-            </w:r>
-          </w:p>
-        </w:tc>
-        <w:tc>
-          <w:tcPr>
-            <w:tcW w:w="942" w:type="dxa"/>
-            <w:vMerge w:val="continue"/>
-            <w:tcBorders>
-              <w:top w:val="nil"/>
-            </w:tcBorders>
-          </w:tcPr>
-          <w:p>
-            <w:pPr>
-              <w:pStyle w:val="6"/>
-            </w:pPr>
-          </w:p>
-        </w:tc>
-        <w:tc>
-          <w:tcPr>
-            <w:tcW w:w="1276" w:type="dxa"/>
-          </w:tcPr>
-          <w:p>
-            <w:pPr>
-              <w:spacing w:before="118" w:line="212" w:lineRule="auto"/>
-              <w:ind w:left="287"/>
-              <w:rPr>
-                <w:rFonts w:ascii="宋体" w:hAnsi="宋体" w:eastAsia="宋体" w:cs="宋体"/>
-                <w:sz w:val="24"/>
-                <w:szCs w:val="24"/>
-              </w:rPr>
-            </w:pPr>
-            <w:r>
-              <w:rPr>
-                <w:rFonts w:ascii="宋体" w:hAnsi="宋体" w:eastAsia="宋体" w:cs="宋体"/>
-                <w:spacing w:val="-4"/>
-                <w:sz w:val="24"/>
-                <w:szCs w:val="24"/>
-              </w:rPr>
-              <w:t>运维部</w:t>
-            </w:r>
-          </w:p>
-        </w:tc>
-        <w:tc>
-          <w:tcPr>
-            <w:tcW w:w="1938" w:type="dxa"/>
-          </w:tcPr>
-          <w:p>
-            <w:pPr>
-              <w:spacing w:before="118" w:line="212" w:lineRule="auto"/>
-              <w:ind w:left="117"/>
-              <w:rPr>
-                <w:rFonts w:ascii="宋体" w:hAnsi="宋体" w:eastAsia="宋体" w:cs="宋体"/>
-                <w:sz w:val="24"/>
-                <w:szCs w:val="24"/>
-              </w:rPr>
-            </w:pPr>
-            <w:r>
-              <w:rPr>
-                <w:rFonts w:ascii="宋体" w:hAnsi="宋体" w:eastAsia="宋体" w:cs="宋体"/>
-                <w:spacing w:val="-3"/>
-                <w:sz w:val="24"/>
-                <w:szCs w:val="24"/>
-              </w:rPr>
-              <w:t>客服经理</w:t>
-            </w:r>
-          </w:p>
-        </w:tc>
-        <w:tc>
-          <w:tcPr>
-            <w:tcW w:w="1460" w:type="dxa"/>
-          </w:tcPr>
-          <w:p>
-            <w:pPr>
-              <w:spacing w:before="118" w:line="212" w:lineRule="auto"/>
-              <w:ind w:left="141"/>
-              <w:rPr>
-                <w:rFonts w:ascii="宋体" w:hAnsi="宋体" w:eastAsia="宋体" w:cs="宋体"/>
-                <w:sz w:val="24"/>
-                <w:szCs w:val="24"/>
-              </w:rPr>
-            </w:pPr>
-            <w:r>
-              <w:rPr>
-                <w:rFonts w:ascii="宋体" w:hAnsi="宋体" w:eastAsia="宋体" w:cs="宋体"/>
-                <w:spacing w:val="-3"/>
-                <w:sz w:val="24"/>
-                <w:szCs w:val="24"/>
-              </w:rPr>
-              <w:t>本科及以上</w:t>
-            </w:r>
-          </w:p>
-        </w:tc>
-        <w:tc>
-          <w:tcPr>
-            <w:tcW w:w="990" w:type="dxa"/>
-          </w:tcPr>
-          <w:p>
-            <w:pPr>
-              <w:spacing w:before="118" w:line="212" w:lineRule="auto"/>
-              <w:ind w:left="448"/>
-              <w:rPr>
-                <w:rFonts w:ascii="宋体" w:hAnsi="宋体" w:eastAsia="宋体" w:cs="宋体"/>
-                <w:sz w:val="24"/>
-                <w:szCs w:val="24"/>
-              </w:rPr>
-            </w:pPr>
-            <w:r>
-              <w:rPr>
-                <w:rFonts w:ascii="宋体" w:hAnsi="宋体" w:eastAsia="宋体" w:cs="宋体"/>
-                <w:sz w:val="24"/>
-                <w:szCs w:val="24"/>
-              </w:rPr>
-              <w:t>0</w:t>
-            </w:r>
-          </w:p>
-        </w:tc>
-        <w:tc>
-          <w:tcPr>
-            <w:tcW w:w="1278" w:type="dxa"/>
-          </w:tcPr>
-          <w:p>
-            <w:pPr>
-              <w:spacing w:before="118" w:line="212" w:lineRule="auto"/>
-              <w:ind w:left="588"/>
-              <w:rPr>
-                <w:rFonts w:ascii="宋体" w:hAnsi="宋体" w:eastAsia="宋体" w:cs="宋体"/>
-                <w:sz w:val="24"/>
-                <w:szCs w:val="24"/>
-              </w:rPr>
-            </w:pPr>
-            <w:r>
-              <w:rPr>
-                <w:rFonts w:ascii="宋体" w:hAnsi="宋体" w:eastAsia="宋体" w:cs="宋体"/>
-                <w:sz w:val="24"/>
-                <w:szCs w:val="24"/>
-              </w:rPr>
-              <w:t>/</w:t>
-            </w:r>
-          </w:p>
-        </w:tc>
-      </w:tr>
-      <w:tr>
-        <w:tblPrEx>
-          <w:tblBorders>
-            <w:top w:val="single" w:color="000000" w:sz="2" w:space="0"/>
-            <w:left w:val="single" w:color="000000" w:sz="2" w:space="0"/>
-            <w:bottom w:val="single" w:color="000000" w:sz="2" w:space="0"/>
-            <w:right w:val="single" w:color="000000" w:sz="2" w:space="0"/>
-            <w:insideH w:val="single" w:color="000000" w:sz="2" w:space="0"/>
-            <w:insideV w:val="single" w:color="000000" w:sz="2" w:space="0"/>
-          </w:tblBorders>
-          <w:tblCellMar>
-            <w:top w:w="0" w:type="dxa"/>
-            <w:left w:w="0" w:type="dxa"/>
-            <w:bottom w:w="0" w:type="dxa"/>
-            <w:right w:w="0" w:type="dxa"/>
-          </w:tblCellMar>
-        </w:tblPrEx>
-        <w:trPr>
-          <w:trHeight w:val="405" w:hRule="atLeast"/>
-        </w:trPr>
-        <w:tc>
-          <w:tcPr>
-            <w:tcW w:w="538" w:type="dxa"/>
-          </w:tcPr>
-          <w:p>
-            <w:pPr>
-              <w:spacing w:before="119" w:line="212" w:lineRule="auto"/>
-              <w:ind w:left="218"/>
-              <w:rPr>
-                <w:rFonts w:ascii="宋体" w:hAnsi="宋体" w:eastAsia="宋体" w:cs="宋体"/>
-                <w:sz w:val="24"/>
-                <w:szCs w:val="24"/>
-              </w:rPr>
-            </w:pPr>
-            <w:r>
-              <w:rPr>
-                <w:rFonts w:ascii="宋体" w:hAnsi="宋体" w:eastAsia="宋体" w:cs="宋体"/>
-                <w:b/>
-                <w:bCs/>
-                <w:spacing w:val="-3"/>
-                <w:sz w:val="24"/>
-                <w:szCs w:val="24"/>
-              </w:rPr>
-              <w:t>6</w:t>
-            </w:r>
-          </w:p>
-        </w:tc>
-        <w:tc>
-          <w:tcPr>
-            <w:tcW w:w="942" w:type="dxa"/>
-            <w:vMerge w:val="restart"/>
-            <w:tcBorders>
-              <w:bottom w:val="nil"/>
-            </w:tcBorders>
-          </w:tcPr>
-          <w:p>
-            <w:pPr>
-              <w:pStyle w:val="6"/>
-            </w:pPr>
-          </w:p>
-        </w:tc>
-        <w:tc>
-          <w:tcPr>
-            <w:tcW w:w="1276" w:type="dxa"/>
-          </w:tcPr>
-          <w:p>
-            <w:pPr>
-              <w:spacing w:before="119" w:line="212" w:lineRule="auto"/>
-              <w:ind w:left="288"/>
-              <w:rPr>
-                <w:rFonts w:ascii="宋体" w:hAnsi="宋体" w:eastAsia="宋体" w:cs="宋体"/>
-                <w:sz w:val="24"/>
-                <w:szCs w:val="24"/>
-              </w:rPr>
-            </w:pPr>
-            <w:r>
-              <w:rPr>
-                <w:rFonts w:ascii="宋体" w:hAnsi="宋体" w:eastAsia="宋体" w:cs="宋体"/>
-                <w:spacing w:val="-4"/>
-                <w:sz w:val="24"/>
-                <w:szCs w:val="24"/>
-              </w:rPr>
-              <w:t>开发部</w:t>
-            </w:r>
-          </w:p>
-        </w:tc>
-        <w:tc>
-          <w:tcPr>
-            <w:tcW w:w="1938" w:type="dxa"/>
-          </w:tcPr>
-          <w:p>
-            <w:pPr>
-              <w:spacing w:before="119" w:line="212" w:lineRule="auto"/>
-              <w:ind w:left="116"/>
-              <w:rPr>
-                <w:rFonts w:ascii="宋体" w:hAnsi="宋体" w:eastAsia="宋体" w:cs="宋体"/>
-                <w:sz w:val="24"/>
-                <w:szCs w:val="24"/>
-              </w:rPr>
-            </w:pPr>
-            <w:r>
-              <w:rPr>
-                <w:rFonts w:ascii="宋体" w:hAnsi="宋体" w:eastAsia="宋体" w:cs="宋体"/>
-                <w:spacing w:val="-2"/>
-                <w:sz w:val="24"/>
-                <w:szCs w:val="24"/>
-              </w:rPr>
-              <w:t>技术研发工程师</w:t>
-            </w:r>
-          </w:p>
-        </w:tc>
-        <w:tc>
-          <w:tcPr>
-            <w:tcW w:w="1460" w:type="dxa"/>
-          </w:tcPr>
-          <w:p>
-            <w:pPr>
-              <w:spacing w:before="119" w:line="212" w:lineRule="auto"/>
-              <w:ind w:left="141"/>
-              <w:rPr>
-                <w:rFonts w:ascii="宋体" w:hAnsi="宋体" w:eastAsia="宋体" w:cs="宋体"/>
-                <w:sz w:val="24"/>
-                <w:szCs w:val="24"/>
-              </w:rPr>
-            </w:pPr>
-            <w:r>
-              <w:rPr>
-                <w:rFonts w:ascii="宋体" w:hAnsi="宋体" w:eastAsia="宋体" w:cs="宋体"/>
-                <w:spacing w:val="-3"/>
-                <w:sz w:val="24"/>
-                <w:szCs w:val="24"/>
-              </w:rPr>
-              <w:t>本科及以上</w:t>
-            </w:r>
-          </w:p>
-        </w:tc>
-        <w:tc>
-          <w:tcPr>
-            <w:tcW w:w="990" w:type="dxa"/>
-          </w:tcPr>
-          <w:p>
-            <w:pPr>
-              <w:spacing w:before="119" w:line="212" w:lineRule="auto"/>
-              <w:ind w:left="449"/>
-              <w:rPr>
-                <w:rFonts w:ascii="宋体" w:hAnsi="宋体" w:eastAsia="宋体" w:cs="宋体"/>
-                <w:sz w:val="24"/>
-                <w:szCs w:val="24"/>
-              </w:rPr>
-            </w:pPr>
-            <w:r>
-              <w:rPr>
-                <w:rFonts w:ascii="宋体" w:hAnsi="宋体" w:eastAsia="宋体" w:cs="宋体"/>
-                <w:sz w:val="24"/>
-                <w:szCs w:val="24"/>
-              </w:rPr>
-              <w:t>2</w:t>
-            </w:r>
-          </w:p>
-        </w:tc>
-        <w:tc>
-          <w:tcPr>
-            <w:tcW w:w="1278" w:type="dxa"/>
-          </w:tcPr>
-          <w:p>
-            <w:pPr>
-              <w:spacing w:before="119" w:line="212" w:lineRule="auto"/>
-              <w:ind w:left="588"/>
-              <w:rPr>
-                <w:rFonts w:ascii="宋体" w:hAnsi="宋体" w:eastAsia="宋体" w:cs="宋体"/>
-                <w:sz w:val="24"/>
-                <w:szCs w:val="24"/>
-              </w:rPr>
-            </w:pPr>
-            <w:r>
-              <w:rPr>
-                <w:rFonts w:ascii="宋体" w:hAnsi="宋体" w:eastAsia="宋体" w:cs="宋体"/>
-                <w:sz w:val="24"/>
-                <w:szCs w:val="24"/>
-              </w:rPr>
-              <w:t>/</w:t>
-            </w:r>
-          </w:p>
-        </w:tc>
-      </w:tr>
-      <w:tr>
-        <w:tblPrEx>
-          <w:tblBorders>
-            <w:top w:val="single" w:color="000000" w:sz="2" w:space="0"/>
-            <w:left w:val="single" w:color="000000" w:sz="2" w:space="0"/>
-            <w:bottom w:val="single" w:color="000000" w:sz="2" w:space="0"/>
-            <w:right w:val="single" w:color="000000" w:sz="2" w:space="0"/>
-            <w:insideH w:val="single" w:color="000000" w:sz="2" w:space="0"/>
-            <w:insideV w:val="single" w:color="000000" w:sz="2" w:space="0"/>
-          </w:tblBorders>
-          <w:tblCellMar>
-            <w:top w:w="0" w:type="dxa"/>
-            <w:left w:w="0" w:type="dxa"/>
-            <w:bottom w:w="0" w:type="dxa"/>
-            <w:right w:w="0" w:type="dxa"/>
-          </w:tblCellMar>
-        </w:tblPrEx>
-        <w:trPr>
-          <w:trHeight w:val="546" w:hRule="atLeast"/>
-        </w:trPr>
-        <w:tc>
-          <w:tcPr>
-            <w:tcW w:w="538" w:type="dxa"/>
-          </w:tcPr>
-          <w:p>
-            <w:pPr>
-              <w:spacing w:before="189"/>
-              <w:ind w:left="222"/>
-              <w:rPr>
-                <w:rFonts w:ascii="宋体" w:hAnsi="宋体" w:eastAsia="宋体" w:cs="宋体"/>
-                <w:sz w:val="24"/>
-                <w:szCs w:val="24"/>
-              </w:rPr>
-            </w:pPr>
-            <w:r>
-              <w:rPr>
-                <w:rFonts w:ascii="宋体" w:hAnsi="宋体" w:eastAsia="宋体" w:cs="宋体"/>
-                <w:b/>
-                <w:bCs/>
-                <w:spacing w:val="-3"/>
-                <w:sz w:val="24"/>
-                <w:szCs w:val="24"/>
-              </w:rPr>
-              <w:t>7</w:t>
-            </w:r>
-          </w:p>
-        </w:tc>
-        <w:tc>
-          <w:tcPr>
-            <w:tcW w:w="942" w:type="dxa"/>
-            <w:vMerge w:val="continue"/>
-            <w:tcBorders>
-              <w:top w:val="nil"/>
-            </w:tcBorders>
-          </w:tcPr>
-          <w:p>
-            <w:pPr>
-              <w:pStyle w:val="6"/>
-            </w:pPr>
-          </w:p>
-        </w:tc>
-        <w:tc>
-          <w:tcPr>
-            <w:tcW w:w="1276" w:type="dxa"/>
-          </w:tcPr>
-          <w:p>
-            <w:pPr>
-              <w:spacing w:before="190" w:line="219" w:lineRule="auto"/>
-              <w:ind w:left="288"/>
-              <w:rPr>
-                <w:rFonts w:ascii="宋体" w:hAnsi="宋体" w:eastAsia="宋体" w:cs="宋体"/>
-                <w:sz w:val="24"/>
-                <w:szCs w:val="24"/>
-              </w:rPr>
-            </w:pPr>
-            <w:r>
-              <w:rPr>
-                <w:rFonts w:ascii="宋体" w:hAnsi="宋体" w:eastAsia="宋体" w:cs="宋体"/>
-                <w:spacing w:val="-4"/>
-                <w:sz w:val="24"/>
-                <w:szCs w:val="24"/>
-              </w:rPr>
-              <w:t>质量部</w:t>
-            </w:r>
-          </w:p>
-        </w:tc>
-        <w:tc>
-          <w:tcPr>
-            <w:tcW w:w="1938" w:type="dxa"/>
-          </w:tcPr>
-          <w:p>
-            <w:pPr>
-              <w:spacing w:before="190" w:line="219" w:lineRule="auto"/>
-              <w:ind w:left="116"/>
-              <w:rPr>
-                <w:rFonts w:ascii="宋体" w:hAnsi="宋体" w:eastAsia="宋体" w:cs="宋体"/>
-                <w:sz w:val="24"/>
-                <w:szCs w:val="24"/>
-              </w:rPr>
-            </w:pPr>
-            <w:r>
-              <w:rPr>
-                <w:rFonts w:ascii="宋体" w:hAnsi="宋体" w:eastAsia="宋体" w:cs="宋体"/>
-                <w:spacing w:val="-2"/>
-                <w:sz w:val="24"/>
-                <w:szCs w:val="24"/>
-              </w:rPr>
-              <w:t>质量保证工程师</w:t>
-            </w:r>
-          </w:p>
-        </w:tc>
-        <w:tc>
-          <w:tcPr>
-            <w:tcW w:w="1460" w:type="dxa"/>
-          </w:tcPr>
-          <w:p>
-            <w:pPr>
-              <w:spacing w:before="189" w:line="219" w:lineRule="auto"/>
-              <w:ind w:left="141"/>
-              <w:rPr>
-                <w:rFonts w:ascii="宋体" w:hAnsi="宋体" w:eastAsia="宋体" w:cs="宋体"/>
-                <w:sz w:val="24"/>
-                <w:szCs w:val="24"/>
-              </w:rPr>
-            </w:pPr>
-            <w:r>
-              <w:rPr>
-                <w:rFonts w:ascii="宋体" w:hAnsi="宋体" w:eastAsia="宋体" w:cs="宋体"/>
-                <w:spacing w:val="-3"/>
-                <w:sz w:val="24"/>
-                <w:szCs w:val="24"/>
-              </w:rPr>
-              <w:t>本科及以上</w:t>
-            </w:r>
-          </w:p>
-        </w:tc>
-        <w:tc>
-          <w:tcPr>
-            <w:tcW w:w="990" w:type="dxa"/>
-          </w:tcPr>
-          <w:p>
-            <w:pPr>
-              <w:spacing w:before="189"/>
-              <w:ind w:left="448"/>
-              <w:rPr>
-                <w:rFonts w:ascii="宋体" w:hAnsi="宋体" w:eastAsia="宋体" w:cs="宋体"/>
-                <w:sz w:val="24"/>
-                <w:szCs w:val="24"/>
-              </w:rPr>
-            </w:pPr>
-            <w:r>
-              <w:rPr>
-                <w:rFonts w:ascii="宋体" w:hAnsi="宋体" w:eastAsia="宋体" w:cs="宋体"/>
-                <w:sz w:val="24"/>
-                <w:szCs w:val="24"/>
-              </w:rPr>
-              <w:t>0</w:t>
-            </w:r>
-          </w:p>
-        </w:tc>
-        <w:tc>
-          <w:tcPr>
-            <w:tcW w:w="1278" w:type="dxa"/>
-          </w:tcPr>
-          <w:p>
-            <w:pPr>
-              <w:spacing w:before="190" w:line="224" w:lineRule="auto"/>
-              <w:ind w:left="588"/>
-              <w:rPr>
-                <w:rFonts w:ascii="宋体" w:hAnsi="宋体" w:eastAsia="宋体" w:cs="宋体"/>
-                <w:sz w:val="24"/>
-                <w:szCs w:val="24"/>
-              </w:rPr>
-            </w:pPr>
-            <w:r>
-              <w:rPr>
-                <w:rFonts w:ascii="宋体" w:hAnsi="宋体" w:eastAsia="宋体" w:cs="宋体"/>
-                <w:sz w:val="24"/>
-                <w:szCs w:val="24"/>
-              </w:rPr>
-              <w:t>/</w:t>
-            </w:r>
-          </w:p>
-        </w:tc>
-      </w:tr>
-      <w:tr>
-        <w:tblPrEx>
-          <w:tblBorders>
-            <w:top w:val="single" w:color="000000" w:sz="2" w:space="0"/>
-            <w:left w:val="single" w:color="000000" w:sz="2" w:space="0"/>
-            <w:bottom w:val="single" w:color="000000" w:sz="2" w:space="0"/>
-            <w:right w:val="single" w:color="000000" w:sz="2" w:space="0"/>
-            <w:insideH w:val="single" w:color="000000" w:sz="2" w:space="0"/>
-            <w:insideV w:val="single" w:color="000000" w:sz="2" w:space="0"/>
-          </w:tblBorders>
-          <w:tblCellMar>
-            <w:top w:w="0" w:type="dxa"/>
-            <w:left w:w="0" w:type="dxa"/>
-            <w:bottom w:w="0" w:type="dxa"/>
-            <w:right w:w="0" w:type="dxa"/>
-          </w:tblCellMar>
-        </w:tblPrEx>
-        <w:trPr>
-          <w:trHeight w:val="1805" w:hRule="atLeast"/>
-        </w:trPr>
-        <w:tc>
-          <w:tcPr>
-            <w:tcW w:w="538" w:type="dxa"/>
-          </w:tcPr>
-          <w:p>
-            <w:pPr>
-              <w:pStyle w:val="6"/>
-              <w:spacing w:line="248" w:lineRule="auto"/>
-            </w:pPr>
-          </w:p>
-          <w:p>
-            <w:pPr>
-              <w:pStyle w:val="6"/>
-              <w:spacing w:line="248" w:lineRule="auto"/>
-            </w:pPr>
-          </w:p>
-          <w:p>
-            <w:pPr>
-              <w:pStyle w:val="6"/>
-              <w:spacing w:line="248" w:lineRule="auto"/>
-            </w:pPr>
-          </w:p>
-          <w:p>
-            <w:pPr>
-              <w:spacing w:before="78"/>
-              <w:ind w:left="217"/>
-              <w:rPr>
-                <w:rFonts w:ascii="宋体" w:hAnsi="宋体" w:eastAsia="宋体" w:cs="宋体"/>
-                <w:sz w:val="24"/>
-                <w:szCs w:val="24"/>
-              </w:rPr>
-            </w:pPr>
-            <w:r>
-              <w:rPr>
-                <w:rFonts w:ascii="宋体" w:hAnsi="宋体" w:eastAsia="宋体" w:cs="宋体"/>
-                <w:b/>
-                <w:bCs/>
-                <w:spacing w:val="-3"/>
-                <w:sz w:val="24"/>
-                <w:szCs w:val="24"/>
-              </w:rPr>
-              <w:t>8</w:t>
-            </w:r>
-          </w:p>
-        </w:tc>
-        <w:tc>
-          <w:tcPr>
-            <w:tcW w:w="942" w:type="dxa"/>
-            <w:tcBorders>
-              <w:top w:val="nil"/>
-            </w:tcBorders>
-          </w:tcPr>
-          <w:p>
-            <w:pPr>
-              <w:pStyle w:val="6"/>
-              <w:spacing w:line="406" w:lineRule="auto"/>
-            </w:pPr>
-          </w:p>
-          <w:p>
-            <w:pPr>
-              <w:spacing w:before="78" w:line="314" w:lineRule="auto"/>
-              <w:ind w:left="237" w:right="110" w:hanging="121"/>
-              <w:rPr>
-                <w:rFonts w:ascii="宋体" w:hAnsi="宋体" w:eastAsia="宋体" w:cs="宋体"/>
-                <w:sz w:val="24"/>
-                <w:szCs w:val="24"/>
-              </w:rPr>
-            </w:pPr>
-            <w:r>
-              <w:rPr>
-                <w:rFonts w:ascii="宋体" w:hAnsi="宋体" w:eastAsia="宋体" w:cs="宋体"/>
-                <w:spacing w:val="-4"/>
-                <w:sz w:val="24"/>
-                <w:szCs w:val="24"/>
-              </w:rPr>
-              <w:t>技术支</w:t>
-            </w:r>
-            <w:r>
-              <w:rPr>
-                <w:rFonts w:ascii="宋体" w:hAnsi="宋体" w:eastAsia="宋体" w:cs="宋体"/>
-                <w:spacing w:val="-7"/>
-                <w:sz w:val="24"/>
-                <w:szCs w:val="24"/>
-              </w:rPr>
-              <w:t>持岗</w:t>
-            </w:r>
-          </w:p>
-        </w:tc>
-        <w:tc>
-          <w:tcPr>
-            <w:tcW w:w="1276" w:type="dxa"/>
-          </w:tcPr>
-          <w:p>
-            <w:pPr>
-              <w:pStyle w:val="6"/>
-              <w:spacing w:line="248" w:lineRule="auto"/>
-            </w:pPr>
-          </w:p>
-          <w:p>
-            <w:pPr>
-              <w:pStyle w:val="6"/>
-              <w:spacing w:line="248" w:lineRule="auto"/>
-            </w:pPr>
-          </w:p>
-          <w:p>
-            <w:pPr>
-              <w:pStyle w:val="6"/>
-              <w:spacing w:line="249" w:lineRule="auto"/>
-            </w:pPr>
-          </w:p>
-          <w:p>
-            <w:pPr>
-              <w:spacing w:before="78" w:line="219" w:lineRule="auto"/>
-              <w:ind w:left="287"/>
-              <w:rPr>
-                <w:rFonts w:ascii="宋体" w:hAnsi="宋体" w:eastAsia="宋体" w:cs="宋体"/>
-                <w:sz w:val="24"/>
-                <w:szCs w:val="24"/>
-              </w:rPr>
-            </w:pPr>
-            <w:r>
-              <w:rPr>
-                <w:rFonts w:ascii="宋体" w:hAnsi="宋体" w:eastAsia="宋体" w:cs="宋体"/>
-                <w:spacing w:val="-4"/>
-                <w:sz w:val="24"/>
-                <w:szCs w:val="24"/>
-              </w:rPr>
-              <w:t>运维部</w:t>
-            </w:r>
-          </w:p>
-        </w:tc>
-        <w:tc>
-          <w:tcPr>
-            <w:tcW w:w="1938" w:type="dxa"/>
-          </w:tcPr>
-          <w:p>
-            <w:pPr>
-              <w:pStyle w:val="6"/>
-              <w:spacing w:line="248" w:lineRule="auto"/>
-            </w:pPr>
-          </w:p>
-          <w:p>
-            <w:pPr>
-              <w:pStyle w:val="6"/>
-              <w:spacing w:line="248" w:lineRule="auto"/>
-            </w:pPr>
-          </w:p>
-          <w:p>
-            <w:pPr>
-              <w:pStyle w:val="6"/>
-              <w:spacing w:line="249" w:lineRule="auto"/>
-            </w:pPr>
-          </w:p>
-          <w:p>
-            <w:pPr>
-              <w:spacing w:before="78" w:line="219" w:lineRule="auto"/>
-              <w:ind w:left="116"/>
-              <w:rPr>
-                <w:rFonts w:ascii="宋体" w:hAnsi="宋体" w:eastAsia="宋体" w:cs="宋体"/>
-                <w:sz w:val="24"/>
-                <w:szCs w:val="24"/>
-              </w:rPr>
-            </w:pPr>
-            <w:r>
-              <w:rPr>
-                <w:rFonts w:ascii="宋体" w:hAnsi="宋体" w:eastAsia="宋体" w:cs="宋体"/>
-                <w:spacing w:val="-2"/>
-                <w:sz w:val="24"/>
-                <w:szCs w:val="24"/>
-              </w:rPr>
-              <w:t>技术支持工程师</w:t>
-            </w:r>
-          </w:p>
-        </w:tc>
-        <w:tc>
-          <w:tcPr>
-            <w:tcW w:w="1460" w:type="dxa"/>
-          </w:tcPr>
-          <w:p>
-            <w:pPr>
-              <w:pStyle w:val="6"/>
-              <w:spacing w:line="248" w:lineRule="auto"/>
-            </w:pPr>
-          </w:p>
-          <w:p>
-            <w:pPr>
-              <w:pStyle w:val="6"/>
-              <w:spacing w:line="248" w:lineRule="auto"/>
-            </w:pPr>
-          </w:p>
-          <w:p>
-            <w:pPr>
-              <w:pStyle w:val="6"/>
-              <w:spacing w:line="248" w:lineRule="auto"/>
-            </w:pPr>
-          </w:p>
-          <w:p>
-            <w:pPr>
-              <w:spacing w:before="78" w:line="219" w:lineRule="auto"/>
-              <w:ind w:left="141"/>
-              <w:rPr>
-                <w:rFonts w:ascii="宋体" w:hAnsi="宋体" w:eastAsia="宋体" w:cs="宋体"/>
-                <w:sz w:val="24"/>
-                <w:szCs w:val="24"/>
-              </w:rPr>
-            </w:pPr>
-            <w:r>
-              <w:rPr>
-                <w:rFonts w:ascii="宋体" w:hAnsi="宋体" w:eastAsia="宋体" w:cs="宋体"/>
-                <w:spacing w:val="-3"/>
-                <w:sz w:val="24"/>
-                <w:szCs w:val="24"/>
-              </w:rPr>
-              <w:t>本科及以上</w:t>
-            </w:r>
-          </w:p>
-        </w:tc>
-        <w:tc>
-          <w:tcPr>
-            <w:tcW w:w="990" w:type="dxa"/>
-          </w:tcPr>
-          <w:p>
-            <w:pPr>
-              <w:pStyle w:val="6"/>
-              <w:spacing w:line="248" w:lineRule="auto"/>
-            </w:pPr>
-          </w:p>
-          <w:p>
-            <w:pPr>
-              <w:pStyle w:val="6"/>
-              <w:spacing w:line="248" w:lineRule="auto"/>
-            </w:pPr>
-          </w:p>
-          <w:p>
-            <w:pPr>
-              <w:pStyle w:val="6"/>
-              <w:spacing w:line="248" w:lineRule="auto"/>
-            </w:pPr>
-          </w:p>
-          <w:p>
-            <w:pPr>
-              <w:spacing w:before="78"/>
-              <w:ind w:left="448"/>
-              <w:rPr>
-                <w:rFonts w:ascii="宋体" w:hAnsi="宋体" w:eastAsia="宋体" w:cs="宋体"/>
-                <w:sz w:val="24"/>
-                <w:szCs w:val="24"/>
-              </w:rPr>
-            </w:pPr>
-            <w:r>
-              <w:rPr>
-                <w:rFonts w:ascii="宋体" w:hAnsi="宋体" w:eastAsia="宋体" w:cs="宋体"/>
-                <w:sz w:val="24"/>
-                <w:szCs w:val="24"/>
-              </w:rPr>
-              <w:t>0</w:t>
-            </w:r>
-          </w:p>
-        </w:tc>
-        <w:tc>
-          <w:tcPr>
-            <w:tcW w:w="1278" w:type="dxa"/>
-          </w:tcPr>
-          <w:p>
-            <w:pPr>
-              <w:pStyle w:val="6"/>
-            </w:pPr>
-          </w:p>
-        </w:tc>
-      </w:tr>
-      <w:tr>
-        <w:tblPrEx>
-          <w:tblBorders>
-            <w:top w:val="single" w:color="000000" w:sz="2" w:space="0"/>
-            <w:left w:val="single" w:color="000000" w:sz="2" w:space="0"/>
-            <w:bottom w:val="single" w:color="000000" w:sz="2" w:space="0"/>
-            <w:right w:val="single" w:color="000000" w:sz="2" w:space="0"/>
-            <w:insideH w:val="single" w:color="000000" w:sz="2" w:space="0"/>
-            <w:insideV w:val="single" w:color="000000" w:sz="2" w:space="0"/>
-          </w:tblBorders>
-          <w:tblCellMar>
-            <w:top w:w="0" w:type="dxa"/>
-            <w:left w:w="0" w:type="dxa"/>
-            <w:bottom w:w="0" w:type="dxa"/>
-            <w:right w:w="0" w:type="dxa"/>
-          </w:tblCellMar>
-        </w:tblPrEx>
-        <w:trPr>
-          <w:trHeight w:val="805" w:hRule="atLeast"/>
-        </w:trPr>
-        <w:tc>
-          <w:tcPr>
-            <w:tcW w:w="538" w:type="dxa"/>
-          </w:tcPr>
-          <w:p>
-            <w:pPr>
-              <w:pStyle w:val="6"/>
-            </w:pPr>
-          </w:p>
-          <w:p>
-            <w:pPr>
-              <w:spacing w:before="78"/>
-              <w:ind w:left="217"/>
-              <w:rPr>
-                <w:rFonts w:ascii="宋体" w:hAnsi="宋体" w:eastAsia="宋体" w:cs="宋体"/>
-                <w:sz w:val="24"/>
-                <w:szCs w:val="24"/>
-              </w:rPr>
-            </w:pPr>
-            <w:r>
-              <w:rPr>
-                <w:rFonts w:ascii="宋体" w:hAnsi="宋体" w:eastAsia="宋体" w:cs="宋体"/>
-                <w:b/>
-                <w:bCs/>
-                <w:spacing w:val="-3"/>
-                <w:sz w:val="24"/>
-                <w:szCs w:val="24"/>
-              </w:rPr>
-              <w:t>9</w:t>
-            </w:r>
-          </w:p>
-        </w:tc>
-        <w:tc>
-          <w:tcPr>
-            <w:tcW w:w="942" w:type="dxa"/>
-            <w:vMerge w:val="restart"/>
-            <w:tcBorders>
-              <w:bottom w:val="nil"/>
-            </w:tcBorders>
-          </w:tcPr>
-          <w:p>
-            <w:pPr>
-              <w:pStyle w:val="6"/>
-              <w:spacing w:line="278" w:lineRule="auto"/>
-            </w:pPr>
-          </w:p>
-          <w:p>
-            <w:pPr>
-              <w:pStyle w:val="6"/>
-              <w:spacing w:line="278" w:lineRule="auto"/>
-            </w:pPr>
-          </w:p>
-          <w:p>
-            <w:pPr>
-              <w:pStyle w:val="6"/>
-              <w:spacing w:line="278" w:lineRule="auto"/>
-            </w:pPr>
-          </w:p>
-          <w:p>
-            <w:pPr>
-              <w:pStyle w:val="6"/>
-              <w:spacing w:line="278" w:lineRule="auto"/>
-            </w:pPr>
-          </w:p>
-          <w:p>
-            <w:pPr>
-              <w:pStyle w:val="6"/>
-              <w:spacing w:line="279" w:lineRule="auto"/>
-            </w:pPr>
-          </w:p>
-          <w:p>
-            <w:pPr>
-              <w:pStyle w:val="6"/>
-              <w:spacing w:line="279" w:lineRule="auto"/>
-            </w:pPr>
-          </w:p>
-          <w:p>
-            <w:pPr>
-              <w:spacing w:before="78" w:line="219" w:lineRule="auto"/>
-              <w:ind w:left="114"/>
-              <w:rPr>
-                <w:rFonts w:ascii="宋体" w:hAnsi="宋体" w:eastAsia="宋体" w:cs="宋体"/>
-                <w:sz w:val="24"/>
-                <w:szCs w:val="24"/>
-              </w:rPr>
-            </w:pPr>
-            <w:r>
-              <w:rPr>
-                <w:rFonts w:ascii="宋体" w:hAnsi="宋体" w:eastAsia="宋体" w:cs="宋体"/>
-                <w:spacing w:val="-3"/>
-                <w:sz w:val="24"/>
-                <w:szCs w:val="24"/>
-              </w:rPr>
-              <w:t>操作岗</w:t>
-            </w:r>
-          </w:p>
-        </w:tc>
-        <w:tc>
-          <w:tcPr>
-            <w:tcW w:w="1276" w:type="dxa"/>
-          </w:tcPr>
-          <w:p>
-            <w:pPr>
-              <w:pStyle w:val="6"/>
-              <w:spacing w:line="241" w:lineRule="auto"/>
-            </w:pPr>
-          </w:p>
-          <w:p>
-            <w:pPr>
-              <w:spacing w:before="78" w:line="219" w:lineRule="auto"/>
-              <w:ind w:left="287"/>
-              <w:rPr>
-                <w:rFonts w:ascii="宋体" w:hAnsi="宋体" w:eastAsia="宋体" w:cs="宋体"/>
-                <w:sz w:val="24"/>
-                <w:szCs w:val="24"/>
-              </w:rPr>
-            </w:pPr>
-            <w:r>
-              <w:rPr>
-                <w:rFonts w:ascii="宋体" w:hAnsi="宋体" w:eastAsia="宋体" w:cs="宋体"/>
-                <w:spacing w:val="-4"/>
-                <w:sz w:val="24"/>
-                <w:szCs w:val="24"/>
-              </w:rPr>
-              <w:t>运维部</w:t>
-            </w:r>
-          </w:p>
-        </w:tc>
-        <w:tc>
-          <w:tcPr>
-            <w:tcW w:w="1938" w:type="dxa"/>
-          </w:tcPr>
-          <w:p>
-            <w:pPr>
-              <w:pStyle w:val="6"/>
-              <w:spacing w:line="241" w:lineRule="auto"/>
-            </w:pPr>
-          </w:p>
-          <w:p>
-            <w:pPr>
-              <w:spacing w:before="78" w:line="219" w:lineRule="auto"/>
-              <w:ind w:left="115"/>
-              <w:rPr>
-                <w:rFonts w:ascii="宋体" w:hAnsi="宋体" w:eastAsia="宋体" w:cs="宋体"/>
-                <w:sz w:val="24"/>
-                <w:szCs w:val="24"/>
-              </w:rPr>
-            </w:pPr>
-            <w:r>
-              <w:rPr>
-                <w:rFonts w:ascii="宋体" w:hAnsi="宋体" w:eastAsia="宋体" w:cs="宋体"/>
-                <w:spacing w:val="-2"/>
-                <w:sz w:val="24"/>
-                <w:szCs w:val="24"/>
-              </w:rPr>
-              <w:t>运维工程师</w:t>
-            </w:r>
-          </w:p>
-        </w:tc>
-        <w:tc>
-          <w:tcPr>
-            <w:tcW w:w="1460" w:type="dxa"/>
-          </w:tcPr>
-          <w:p>
-            <w:pPr>
-              <w:pStyle w:val="6"/>
-              <w:spacing w:line="283" w:lineRule="auto"/>
-            </w:pPr>
-          </w:p>
-          <w:p>
-            <w:pPr>
-              <w:spacing w:before="78" w:line="219" w:lineRule="auto"/>
-              <w:ind w:left="141"/>
-              <w:rPr>
-                <w:rFonts w:ascii="宋体" w:hAnsi="宋体" w:eastAsia="宋体" w:cs="宋体"/>
-                <w:sz w:val="24"/>
-                <w:szCs w:val="24"/>
-              </w:rPr>
-            </w:pPr>
-            <w:r>
-              <w:rPr>
-                <w:rFonts w:ascii="宋体" w:hAnsi="宋体" w:eastAsia="宋体" w:cs="宋体"/>
-                <w:spacing w:val="-3"/>
-                <w:sz w:val="24"/>
-                <w:szCs w:val="24"/>
-              </w:rPr>
-              <w:t>专科及以上</w:t>
-            </w:r>
-          </w:p>
-        </w:tc>
-        <w:tc>
-          <w:tcPr>
-            <w:tcW w:w="990" w:type="dxa"/>
-          </w:tcPr>
-          <w:p>
-            <w:pPr>
-              <w:pStyle w:val="6"/>
-              <w:spacing w:line="241" w:lineRule="auto"/>
-            </w:pPr>
-          </w:p>
-          <w:p>
-            <w:pPr>
-              <w:spacing w:before="78" w:line="241" w:lineRule="auto"/>
-              <w:ind w:left="445"/>
-              <w:rPr>
-                <w:rFonts w:ascii="宋体" w:hAnsi="宋体" w:eastAsia="宋体" w:cs="宋体"/>
-                <w:sz w:val="24"/>
-                <w:szCs w:val="24"/>
-              </w:rPr>
-            </w:pPr>
-            <w:r>
-              <w:rPr>
-                <w:rFonts w:ascii="宋体" w:hAnsi="宋体" w:eastAsia="宋体" w:cs="宋体"/>
-                <w:sz w:val="24"/>
-                <w:szCs w:val="24"/>
-              </w:rPr>
-              <w:t>4</w:t>
-            </w:r>
-          </w:p>
-        </w:tc>
-        <w:tc>
-          <w:tcPr>
-            <w:tcW w:w="1278" w:type="dxa"/>
-          </w:tcPr>
-          <w:p>
-            <w:pPr>
-              <w:pStyle w:val="6"/>
-            </w:pPr>
-          </w:p>
-        </w:tc>
-      </w:tr>
-      <w:tr>
-        <w:tblPrEx>
-          <w:tblBorders>
-            <w:top w:val="single" w:color="000000" w:sz="2" w:space="0"/>
-            <w:left w:val="single" w:color="000000" w:sz="2" w:space="0"/>
-            <w:bottom w:val="single" w:color="000000" w:sz="2" w:space="0"/>
-            <w:right w:val="single" w:color="000000" w:sz="2" w:space="0"/>
-            <w:insideH w:val="single" w:color="000000" w:sz="2" w:space="0"/>
-            <w:insideV w:val="single" w:color="000000" w:sz="2" w:space="0"/>
-          </w:tblBorders>
-          <w:tblCellMar>
-            <w:top w:w="0" w:type="dxa"/>
-            <w:left w:w="0" w:type="dxa"/>
-            <w:bottom w:w="0" w:type="dxa"/>
-            <w:right w:w="0" w:type="dxa"/>
-          </w:tblCellMar>
-        </w:tblPrEx>
-        <w:trPr>
-          <w:trHeight w:val="481" w:hRule="atLeast"/>
-        </w:trPr>
-        <w:tc>
-          <w:tcPr>
-            <w:tcW w:w="538" w:type="dxa"/>
-          </w:tcPr>
-          <w:p>
-            <w:pPr>
-              <w:spacing w:before="117"/>
-              <w:ind w:left="174"/>
-              <w:rPr>
-                <w:rFonts w:ascii="宋体" w:hAnsi="宋体" w:eastAsia="宋体" w:cs="宋体"/>
-                <w:sz w:val="24"/>
-                <w:szCs w:val="24"/>
-              </w:rPr>
-            </w:pPr>
-            <w:r>
-              <w:rPr>
-                <w:rFonts w:ascii="宋体" w:hAnsi="宋体" w:eastAsia="宋体" w:cs="宋体"/>
-                <w:b/>
-                <w:bCs/>
-                <w:spacing w:val="-15"/>
-                <w:sz w:val="24"/>
-                <w:szCs w:val="24"/>
-              </w:rPr>
-              <w:t>10</w:t>
-            </w:r>
-          </w:p>
-        </w:tc>
-        <w:tc>
-          <w:tcPr>
-            <w:tcW w:w="942" w:type="dxa"/>
-            <w:vMerge w:val="continue"/>
-            <w:tcBorders>
-              <w:top w:val="nil"/>
-              <w:bottom w:val="nil"/>
-            </w:tcBorders>
-          </w:tcPr>
-          <w:p>
-            <w:pPr>
-              <w:pStyle w:val="6"/>
-            </w:pPr>
-          </w:p>
-        </w:tc>
-        <w:tc>
-          <w:tcPr>
-            <w:tcW w:w="1276" w:type="dxa"/>
-          </w:tcPr>
-          <w:p>
-            <w:pPr>
-              <w:spacing w:before="118" w:line="219" w:lineRule="auto"/>
-              <w:ind w:left="287"/>
-              <w:rPr>
-                <w:rFonts w:ascii="宋体" w:hAnsi="宋体" w:eastAsia="宋体" w:cs="宋体"/>
-                <w:sz w:val="24"/>
-                <w:szCs w:val="24"/>
-              </w:rPr>
-            </w:pPr>
-            <w:r>
-              <w:rPr>
-                <w:rFonts w:ascii="宋体" w:hAnsi="宋体" w:eastAsia="宋体" w:cs="宋体"/>
-                <w:spacing w:val="-4"/>
-                <w:sz w:val="24"/>
-                <w:szCs w:val="24"/>
-              </w:rPr>
-              <w:t>运维部</w:t>
-            </w:r>
-          </w:p>
-        </w:tc>
-        <w:tc>
-          <w:tcPr>
-            <w:tcW w:w="1938" w:type="dxa"/>
-          </w:tcPr>
-          <w:p>
-            <w:pPr>
-              <w:spacing w:before="118" w:line="219" w:lineRule="auto"/>
-              <w:ind w:left="115"/>
-              <w:rPr>
-                <w:rFonts w:ascii="宋体" w:hAnsi="宋体" w:eastAsia="宋体" w:cs="宋体"/>
-                <w:sz w:val="24"/>
-                <w:szCs w:val="24"/>
-              </w:rPr>
-            </w:pPr>
-            <w:r>
-              <w:rPr>
-                <w:rFonts w:ascii="宋体" w:hAnsi="宋体" w:eastAsia="宋体" w:cs="宋体"/>
-                <w:spacing w:val="-2"/>
-                <w:sz w:val="24"/>
-                <w:szCs w:val="24"/>
-              </w:rPr>
-              <w:t>服务台专员</w:t>
-            </w:r>
-          </w:p>
-        </w:tc>
-        <w:tc>
-          <w:tcPr>
-            <w:tcW w:w="1460" w:type="dxa"/>
-          </w:tcPr>
-          <w:p>
-            <w:pPr>
-              <w:spacing w:before="204" w:line="205" w:lineRule="auto"/>
-              <w:ind w:left="141"/>
-              <w:rPr>
-                <w:rFonts w:ascii="宋体" w:hAnsi="宋体" w:eastAsia="宋体" w:cs="宋体"/>
-                <w:sz w:val="24"/>
-                <w:szCs w:val="24"/>
-              </w:rPr>
-            </w:pPr>
-            <w:r>
-              <w:rPr>
-                <w:rFonts w:ascii="宋体" w:hAnsi="宋体" w:eastAsia="宋体" w:cs="宋体"/>
-                <w:spacing w:val="-3"/>
-                <w:sz w:val="24"/>
-                <w:szCs w:val="24"/>
-              </w:rPr>
-              <w:t>专科及以上</w:t>
-            </w:r>
-          </w:p>
-        </w:tc>
-        <w:tc>
-          <w:tcPr>
-            <w:tcW w:w="990" w:type="dxa"/>
-          </w:tcPr>
-          <w:p>
-            <w:pPr>
-              <w:spacing w:before="117" w:line="241" w:lineRule="auto"/>
-              <w:ind w:left="464"/>
-              <w:rPr>
-                <w:rFonts w:ascii="宋体" w:hAnsi="宋体" w:eastAsia="宋体" w:cs="宋体"/>
-                <w:sz w:val="24"/>
-                <w:szCs w:val="24"/>
-              </w:rPr>
-            </w:pPr>
-            <w:r>
-              <w:rPr>
-                <w:rFonts w:ascii="宋体" w:hAnsi="宋体" w:eastAsia="宋体" w:cs="宋体"/>
-                <w:sz w:val="24"/>
-                <w:szCs w:val="24"/>
-              </w:rPr>
-              <w:t>1</w:t>
-            </w:r>
-          </w:p>
-        </w:tc>
-        <w:tc>
-          <w:tcPr>
-            <w:tcW w:w="1278" w:type="dxa"/>
-          </w:tcPr>
-          <w:p>
-            <w:pPr>
-              <w:spacing w:before="118" w:line="224" w:lineRule="auto"/>
-              <w:ind w:left="588"/>
-              <w:rPr>
-                <w:rFonts w:ascii="宋体" w:hAnsi="宋体" w:eastAsia="宋体" w:cs="宋体"/>
-                <w:sz w:val="24"/>
-                <w:szCs w:val="24"/>
-              </w:rPr>
-            </w:pPr>
-            <w:r>
-              <w:rPr>
-                <w:rFonts w:ascii="宋体" w:hAnsi="宋体" w:eastAsia="宋体" w:cs="宋体"/>
-                <w:sz w:val="24"/>
-                <w:szCs w:val="24"/>
-              </w:rPr>
-              <w:t>/</w:t>
-            </w:r>
-          </w:p>
-        </w:tc>
-      </w:tr>
-      <w:tr>
-        <w:tblPrEx>
-          <w:tblBorders>
-            <w:top w:val="single" w:color="000000" w:sz="2" w:space="0"/>
-            <w:left w:val="single" w:color="000000" w:sz="2" w:space="0"/>
-            <w:bottom w:val="single" w:color="000000" w:sz="2" w:space="0"/>
-            <w:right w:val="single" w:color="000000" w:sz="2" w:space="0"/>
-            <w:insideH w:val="single" w:color="000000" w:sz="2" w:space="0"/>
-            <w:insideV w:val="single" w:color="000000" w:sz="2" w:space="0"/>
-          </w:tblBorders>
-          <w:tblCellMar>
-            <w:top w:w="0" w:type="dxa"/>
-            <w:left w:w="0" w:type="dxa"/>
-            <w:bottom w:w="0" w:type="dxa"/>
-            <w:right w:w="0" w:type="dxa"/>
-          </w:tblCellMar>
-        </w:tblPrEx>
-        <w:trPr>
-          <w:trHeight w:val="802" w:hRule="atLeast"/>
-        </w:trPr>
-        <w:tc>
-          <w:tcPr>
-            <w:tcW w:w="538" w:type="dxa"/>
-          </w:tcPr>
-          <w:p>
-            <w:pPr>
-              <w:pStyle w:val="6"/>
-              <w:spacing w:line="241" w:lineRule="auto"/>
-            </w:pPr>
-          </w:p>
-          <w:p>
-            <w:pPr>
-              <w:spacing w:before="78" w:line="241" w:lineRule="auto"/>
-              <w:ind w:left="174"/>
-              <w:rPr>
-                <w:rFonts w:ascii="宋体" w:hAnsi="宋体" w:eastAsia="宋体" w:cs="宋体"/>
-                <w:sz w:val="24"/>
-                <w:szCs w:val="24"/>
-              </w:rPr>
-            </w:pPr>
-            <w:r>
-              <w:rPr>
-                <w:rFonts w:ascii="宋体" w:hAnsi="宋体" w:eastAsia="宋体" w:cs="宋体"/>
-                <w:b/>
-                <w:bCs/>
-                <w:spacing w:val="-15"/>
-                <w:sz w:val="24"/>
-                <w:szCs w:val="24"/>
-              </w:rPr>
-              <w:t>11</w:t>
-            </w:r>
-          </w:p>
-        </w:tc>
-        <w:tc>
-          <w:tcPr>
-            <w:tcW w:w="942" w:type="dxa"/>
-            <w:vMerge w:val="continue"/>
-            <w:tcBorders>
-              <w:top w:val="nil"/>
-              <w:bottom w:val="nil"/>
-            </w:tcBorders>
-          </w:tcPr>
-          <w:p>
-            <w:pPr>
-              <w:pStyle w:val="6"/>
-            </w:pPr>
-          </w:p>
-        </w:tc>
-        <w:tc>
-          <w:tcPr>
-            <w:tcW w:w="1276" w:type="dxa"/>
-          </w:tcPr>
-          <w:p>
-            <w:pPr>
-              <w:spacing w:before="115" w:line="260" w:lineRule="auto"/>
-              <w:ind w:left="529" w:right="153" w:hanging="356"/>
-              <w:rPr>
-                <w:rFonts w:ascii="宋体" w:hAnsi="宋体" w:eastAsia="宋体" w:cs="宋体"/>
-                <w:sz w:val="24"/>
-                <w:szCs w:val="24"/>
-              </w:rPr>
-            </w:pPr>
-            <w:r>
-              <w:rPr>
-                <w:rFonts w:ascii="宋体" w:hAnsi="宋体" w:eastAsia="宋体" w:cs="宋体"/>
-                <w:spacing w:val="-4"/>
-                <w:sz w:val="24"/>
-                <w:szCs w:val="24"/>
-              </w:rPr>
-              <w:t>市场商务</w:t>
-            </w:r>
-            <w:r>
-              <w:rPr>
-                <w:rFonts w:ascii="宋体" w:hAnsi="宋体" w:eastAsia="宋体" w:cs="宋体"/>
-                <w:sz w:val="24"/>
-                <w:szCs w:val="24"/>
-              </w:rPr>
-              <w:t>部</w:t>
-            </w:r>
-          </w:p>
-        </w:tc>
-        <w:tc>
-          <w:tcPr>
-            <w:tcW w:w="1938" w:type="dxa"/>
-          </w:tcPr>
-          <w:p>
-            <w:pPr>
-              <w:pStyle w:val="6"/>
-              <w:spacing w:line="241" w:lineRule="auto"/>
-            </w:pPr>
-          </w:p>
-          <w:p>
-            <w:pPr>
-              <w:spacing w:before="78" w:line="219" w:lineRule="auto"/>
-              <w:ind w:left="114"/>
-              <w:rPr>
-                <w:rFonts w:ascii="宋体" w:hAnsi="宋体" w:eastAsia="宋体" w:cs="宋体"/>
-                <w:sz w:val="24"/>
-                <w:szCs w:val="24"/>
-              </w:rPr>
-            </w:pPr>
-            <w:r>
-              <w:rPr>
-                <w:rFonts w:ascii="宋体" w:hAnsi="宋体" w:eastAsia="宋体" w:cs="宋体"/>
-                <w:spacing w:val="-3"/>
-                <w:sz w:val="24"/>
-                <w:szCs w:val="24"/>
-              </w:rPr>
-              <w:t>仓库专员</w:t>
-            </w:r>
-          </w:p>
-        </w:tc>
-        <w:tc>
-          <w:tcPr>
-            <w:tcW w:w="1460" w:type="dxa"/>
-          </w:tcPr>
-          <w:p>
-            <w:pPr>
-              <w:pStyle w:val="6"/>
-              <w:spacing w:line="283" w:lineRule="auto"/>
-            </w:pPr>
-          </w:p>
-          <w:p>
-            <w:pPr>
-              <w:spacing w:before="78" w:line="219" w:lineRule="auto"/>
-              <w:ind w:left="141"/>
-              <w:rPr>
-                <w:rFonts w:ascii="宋体" w:hAnsi="宋体" w:eastAsia="宋体" w:cs="宋体"/>
-                <w:sz w:val="24"/>
-                <w:szCs w:val="24"/>
-              </w:rPr>
-            </w:pPr>
-            <w:r>
-              <w:rPr>
-                <w:rFonts w:ascii="宋体" w:hAnsi="宋体" w:eastAsia="宋体" w:cs="宋体"/>
-                <w:spacing w:val="-3"/>
-                <w:sz w:val="24"/>
-                <w:szCs w:val="24"/>
-              </w:rPr>
-              <w:t>专科及以上</w:t>
-            </w:r>
-          </w:p>
-        </w:tc>
-        <w:tc>
-          <w:tcPr>
-            <w:tcW w:w="990" w:type="dxa"/>
-          </w:tcPr>
-          <w:p>
-            <w:pPr>
-              <w:pStyle w:val="6"/>
-            </w:pPr>
-          </w:p>
-          <w:p>
-            <w:pPr>
-              <w:spacing w:before="78"/>
-              <w:ind w:left="448"/>
-              <w:rPr>
-                <w:rFonts w:ascii="宋体" w:hAnsi="宋体" w:eastAsia="宋体" w:cs="宋体"/>
-                <w:sz w:val="24"/>
-                <w:szCs w:val="24"/>
-              </w:rPr>
-            </w:pPr>
-            <w:r>
-              <w:rPr>
-                <w:rFonts w:ascii="宋体" w:hAnsi="宋体" w:eastAsia="宋体" w:cs="宋体"/>
-                <w:sz w:val="24"/>
-                <w:szCs w:val="24"/>
-              </w:rPr>
-              <w:t>0</w:t>
-            </w:r>
-          </w:p>
-        </w:tc>
-        <w:tc>
-          <w:tcPr>
-            <w:tcW w:w="1278" w:type="dxa"/>
-          </w:tcPr>
-          <w:p>
-            <w:pPr>
-              <w:pStyle w:val="6"/>
-              <w:spacing w:line="241" w:lineRule="auto"/>
-            </w:pPr>
-          </w:p>
-          <w:p>
-            <w:pPr>
-              <w:spacing w:before="78" w:line="224" w:lineRule="auto"/>
-              <w:ind w:left="588"/>
-              <w:rPr>
-                <w:rFonts w:ascii="宋体" w:hAnsi="宋体" w:eastAsia="宋体" w:cs="宋体"/>
-                <w:sz w:val="24"/>
-                <w:szCs w:val="24"/>
-              </w:rPr>
-            </w:pPr>
-            <w:r>
-              <w:rPr>
-                <w:rFonts w:ascii="宋体" w:hAnsi="宋体" w:eastAsia="宋体" w:cs="宋体"/>
-                <w:sz w:val="24"/>
-                <w:szCs w:val="24"/>
-              </w:rPr>
-              <w:t>/</w:t>
-            </w:r>
-          </w:p>
-        </w:tc>
-      </w:tr>
-      <w:tr>
-        <w:tblPrEx>
-          <w:tblBorders>
-            <w:top w:val="single" w:color="000000" w:sz="2" w:space="0"/>
-            <w:left w:val="single" w:color="000000" w:sz="2" w:space="0"/>
-            <w:bottom w:val="single" w:color="000000" w:sz="2" w:space="0"/>
-            <w:right w:val="single" w:color="000000" w:sz="2" w:space="0"/>
-            <w:insideH w:val="single" w:color="000000" w:sz="2" w:space="0"/>
-            <w:insideV w:val="single" w:color="000000" w:sz="2" w:space="0"/>
-          </w:tblBorders>
-          <w:tblCellMar>
-            <w:top w:w="0" w:type="dxa"/>
-            <w:left w:w="0" w:type="dxa"/>
-            <w:bottom w:w="0" w:type="dxa"/>
-            <w:right w:w="0" w:type="dxa"/>
-          </w:tblCellMar>
-        </w:tblPrEx>
-        <w:trPr>
-          <w:trHeight w:val="805" w:hRule="atLeast"/>
-        </w:trPr>
-        <w:tc>
-          <w:tcPr>
-            <w:tcW w:w="538" w:type="dxa"/>
-          </w:tcPr>
-          <w:p>
-            <w:pPr>
-              <w:pStyle w:val="6"/>
-              <w:spacing w:line="242" w:lineRule="auto"/>
-            </w:pPr>
-          </w:p>
-          <w:p>
-            <w:pPr>
-              <w:spacing w:before="78" w:line="241" w:lineRule="auto"/>
-              <w:ind w:left="174"/>
-              <w:rPr>
-                <w:rFonts w:ascii="宋体" w:hAnsi="宋体" w:eastAsia="宋体" w:cs="宋体"/>
-                <w:sz w:val="24"/>
-                <w:szCs w:val="24"/>
-              </w:rPr>
-            </w:pPr>
-            <w:r>
-              <w:rPr>
-                <w:rFonts w:ascii="宋体" w:hAnsi="宋体" w:eastAsia="宋体" w:cs="宋体"/>
-                <w:b/>
-                <w:bCs/>
-                <w:spacing w:val="-15"/>
-                <w:sz w:val="24"/>
-                <w:szCs w:val="24"/>
-              </w:rPr>
-              <w:t>12</w:t>
-            </w:r>
-          </w:p>
-        </w:tc>
-        <w:tc>
-          <w:tcPr>
-            <w:tcW w:w="942" w:type="dxa"/>
-            <w:vMerge w:val="continue"/>
-            <w:tcBorders>
-              <w:top w:val="nil"/>
-              <w:bottom w:val="nil"/>
-            </w:tcBorders>
-          </w:tcPr>
-          <w:p>
-            <w:pPr>
-              <w:pStyle w:val="6"/>
-            </w:pPr>
-          </w:p>
-        </w:tc>
-        <w:tc>
-          <w:tcPr>
-            <w:tcW w:w="1276" w:type="dxa"/>
-          </w:tcPr>
-          <w:p>
-            <w:pPr>
-              <w:spacing w:before="118" w:line="260" w:lineRule="auto"/>
-              <w:ind w:left="529" w:right="153" w:hanging="360"/>
-              <w:rPr>
-                <w:rFonts w:ascii="宋体" w:hAnsi="宋体" w:eastAsia="宋体" w:cs="宋体"/>
-                <w:sz w:val="24"/>
-                <w:szCs w:val="24"/>
-              </w:rPr>
-            </w:pPr>
-            <w:r>
-              <w:rPr>
-                <w:rFonts w:ascii="宋体" w:hAnsi="宋体" w:eastAsia="宋体" w:cs="宋体"/>
-                <w:spacing w:val="-3"/>
-                <w:sz w:val="24"/>
-                <w:szCs w:val="24"/>
-              </w:rPr>
-              <w:t>人力行政</w:t>
-            </w:r>
-            <w:r>
-              <w:rPr>
-                <w:rFonts w:ascii="宋体" w:hAnsi="宋体" w:eastAsia="宋体" w:cs="宋体"/>
-                <w:sz w:val="24"/>
-                <w:szCs w:val="24"/>
-              </w:rPr>
-              <w:t>部</w:t>
-            </w:r>
-          </w:p>
-        </w:tc>
-        <w:tc>
-          <w:tcPr>
-            <w:tcW w:w="1938" w:type="dxa"/>
-          </w:tcPr>
-          <w:p>
-            <w:pPr>
-              <w:pStyle w:val="6"/>
-              <w:spacing w:line="243" w:lineRule="auto"/>
-            </w:pPr>
-          </w:p>
-          <w:p>
-            <w:pPr>
-              <w:spacing w:before="78" w:line="220" w:lineRule="auto"/>
-              <w:ind w:left="117"/>
-              <w:rPr>
-                <w:rFonts w:ascii="宋体" w:hAnsi="宋体" w:eastAsia="宋体" w:cs="宋体"/>
-                <w:sz w:val="24"/>
-                <w:szCs w:val="24"/>
-              </w:rPr>
-            </w:pPr>
-            <w:r>
-              <w:rPr>
-                <w:rFonts w:ascii="宋体" w:hAnsi="宋体" w:eastAsia="宋体" w:cs="宋体"/>
-                <w:spacing w:val="-3"/>
-                <w:sz w:val="24"/>
-                <w:szCs w:val="24"/>
-              </w:rPr>
-              <w:t>人事专员</w:t>
-            </w:r>
-          </w:p>
-        </w:tc>
-        <w:tc>
-          <w:tcPr>
-            <w:tcW w:w="1460" w:type="dxa"/>
-          </w:tcPr>
-          <w:p>
-            <w:pPr>
-              <w:pStyle w:val="6"/>
-              <w:spacing w:line="285" w:lineRule="auto"/>
-            </w:pPr>
-          </w:p>
-          <w:p>
-            <w:pPr>
-              <w:spacing w:before="78" w:line="219" w:lineRule="auto"/>
-              <w:ind w:left="141"/>
-              <w:rPr>
-                <w:rFonts w:ascii="宋体" w:hAnsi="宋体" w:eastAsia="宋体" w:cs="宋体"/>
-                <w:sz w:val="24"/>
-                <w:szCs w:val="24"/>
-              </w:rPr>
-            </w:pPr>
-            <w:r>
-              <w:rPr>
-                <w:rFonts w:ascii="宋体" w:hAnsi="宋体" w:eastAsia="宋体" w:cs="宋体"/>
-                <w:spacing w:val="-3"/>
-                <w:sz w:val="24"/>
-                <w:szCs w:val="24"/>
-              </w:rPr>
-              <w:t>专科及以上</w:t>
-            </w:r>
-          </w:p>
-        </w:tc>
-        <w:tc>
-          <w:tcPr>
-            <w:tcW w:w="990" w:type="dxa"/>
-          </w:tcPr>
-          <w:p>
-            <w:pPr>
-              <w:pStyle w:val="6"/>
-              <w:spacing w:line="242" w:lineRule="auto"/>
-            </w:pPr>
-          </w:p>
-          <w:p>
-            <w:pPr>
-              <w:spacing w:before="78"/>
-              <w:ind w:left="448"/>
-              <w:rPr>
-                <w:rFonts w:ascii="宋体" w:hAnsi="宋体" w:eastAsia="宋体" w:cs="宋体"/>
-                <w:sz w:val="24"/>
-                <w:szCs w:val="24"/>
-              </w:rPr>
-            </w:pPr>
-            <w:r>
-              <w:rPr>
-                <w:rFonts w:ascii="宋体" w:hAnsi="宋体" w:eastAsia="宋体" w:cs="宋体"/>
-                <w:sz w:val="24"/>
-                <w:szCs w:val="24"/>
-              </w:rPr>
-              <w:t>0</w:t>
-            </w:r>
-          </w:p>
-        </w:tc>
-        <w:tc>
-          <w:tcPr>
-            <w:tcW w:w="1278" w:type="dxa"/>
-          </w:tcPr>
-          <w:p>
-            <w:pPr>
-              <w:pStyle w:val="6"/>
-              <w:spacing w:line="243" w:lineRule="auto"/>
-            </w:pPr>
-          </w:p>
-          <w:p>
-            <w:pPr>
-              <w:spacing w:before="78" w:line="224" w:lineRule="auto"/>
-              <w:ind w:left="588"/>
-              <w:rPr>
-                <w:rFonts w:ascii="宋体" w:hAnsi="宋体" w:eastAsia="宋体" w:cs="宋体"/>
-                <w:sz w:val="24"/>
-                <w:szCs w:val="24"/>
-              </w:rPr>
-            </w:pPr>
-            <w:r>
-              <w:rPr>
-                <w:rFonts w:ascii="宋体" w:hAnsi="宋体" w:eastAsia="宋体" w:cs="宋体"/>
-                <w:sz w:val="24"/>
-                <w:szCs w:val="24"/>
-              </w:rPr>
-              <w:t>/</w:t>
-            </w:r>
-          </w:p>
-        </w:tc>
-      </w:tr>
-      <w:tr>
-        <w:tblPrEx>
-          <w:tblBorders>
-            <w:top w:val="single" w:color="000000" w:sz="2" w:space="0"/>
-            <w:left w:val="single" w:color="000000" w:sz="2" w:space="0"/>
-            <w:bottom w:val="single" w:color="000000" w:sz="2" w:space="0"/>
-            <w:right w:val="single" w:color="000000" w:sz="2" w:space="0"/>
-            <w:insideH w:val="single" w:color="000000" w:sz="2" w:space="0"/>
-            <w:insideV w:val="single" w:color="000000" w:sz="2" w:space="0"/>
-          </w:tblBorders>
-          <w:tblCellMar>
-            <w:top w:w="0" w:type="dxa"/>
-            <w:left w:w="0" w:type="dxa"/>
-            <w:bottom w:w="0" w:type="dxa"/>
-            <w:right w:w="0" w:type="dxa"/>
-          </w:tblCellMar>
-        </w:tblPrEx>
-        <w:trPr>
-          <w:trHeight w:val="802" w:hRule="atLeast"/>
-        </w:trPr>
-        <w:tc>
-          <w:tcPr>
-            <w:tcW w:w="538" w:type="dxa"/>
-          </w:tcPr>
-          <w:p>
-            <w:pPr>
-              <w:pStyle w:val="6"/>
-              <w:spacing w:line="241" w:lineRule="auto"/>
-            </w:pPr>
-          </w:p>
-          <w:p>
-            <w:pPr>
-              <w:spacing w:before="78"/>
-              <w:ind w:left="174"/>
-              <w:rPr>
-                <w:rFonts w:ascii="宋体" w:hAnsi="宋体" w:eastAsia="宋体" w:cs="宋体"/>
-                <w:sz w:val="24"/>
-                <w:szCs w:val="24"/>
-              </w:rPr>
-            </w:pPr>
-            <w:r>
-              <w:rPr>
-                <w:rFonts w:ascii="宋体" w:hAnsi="宋体" w:eastAsia="宋体" w:cs="宋体"/>
-                <w:b/>
-                <w:bCs/>
-                <w:spacing w:val="-15"/>
-                <w:sz w:val="24"/>
-                <w:szCs w:val="24"/>
-              </w:rPr>
-              <w:t>13</w:t>
-            </w:r>
-          </w:p>
-        </w:tc>
-        <w:tc>
-          <w:tcPr>
-            <w:tcW w:w="942" w:type="dxa"/>
-            <w:vMerge w:val="continue"/>
-            <w:tcBorders>
-              <w:top w:val="nil"/>
-            </w:tcBorders>
-          </w:tcPr>
-          <w:p>
-            <w:pPr>
-              <w:pStyle w:val="6"/>
-            </w:pPr>
-          </w:p>
-        </w:tc>
-        <w:tc>
-          <w:tcPr>
-            <w:tcW w:w="1276" w:type="dxa"/>
-          </w:tcPr>
-          <w:p>
-            <w:pPr>
-              <w:spacing w:before="118" w:line="259" w:lineRule="auto"/>
-              <w:ind w:left="529" w:right="153" w:hanging="356"/>
-              <w:rPr>
-                <w:rFonts w:ascii="宋体" w:hAnsi="宋体" w:eastAsia="宋体" w:cs="宋体"/>
-                <w:sz w:val="24"/>
-                <w:szCs w:val="24"/>
-              </w:rPr>
-            </w:pPr>
-            <w:r>
-              <w:rPr>
-                <w:rFonts w:ascii="宋体" w:hAnsi="宋体" w:eastAsia="宋体" w:cs="宋体"/>
-                <w:spacing w:val="-4"/>
-                <w:sz w:val="24"/>
-                <w:szCs w:val="24"/>
-              </w:rPr>
-              <w:t>市场商务</w:t>
-            </w:r>
-            <w:r>
-              <w:rPr>
-                <w:rFonts w:ascii="宋体" w:hAnsi="宋体" w:eastAsia="宋体" w:cs="宋体"/>
-                <w:sz w:val="24"/>
-                <w:szCs w:val="24"/>
-              </w:rPr>
-              <w:t>部</w:t>
-            </w:r>
-          </w:p>
-        </w:tc>
-        <w:tc>
-          <w:tcPr>
-            <w:tcW w:w="1938" w:type="dxa"/>
-          </w:tcPr>
-          <w:p>
-            <w:pPr>
-              <w:pStyle w:val="6"/>
-              <w:spacing w:line="241" w:lineRule="auto"/>
-            </w:pPr>
-          </w:p>
-          <w:p>
-            <w:pPr>
-              <w:spacing w:before="78" w:line="219" w:lineRule="auto"/>
-              <w:ind w:left="114"/>
-              <w:rPr>
-                <w:rFonts w:ascii="宋体" w:hAnsi="宋体" w:eastAsia="宋体" w:cs="宋体"/>
-                <w:sz w:val="24"/>
-                <w:szCs w:val="24"/>
-              </w:rPr>
-            </w:pPr>
-            <w:r>
-              <w:rPr>
-                <w:rFonts w:ascii="宋体" w:hAnsi="宋体" w:eastAsia="宋体" w:cs="宋体"/>
-                <w:spacing w:val="-3"/>
-                <w:sz w:val="24"/>
-                <w:szCs w:val="24"/>
-              </w:rPr>
-              <w:t>采购专员</w:t>
-            </w:r>
-          </w:p>
-        </w:tc>
-        <w:tc>
-          <w:tcPr>
-            <w:tcW w:w="1460" w:type="dxa"/>
-          </w:tcPr>
-          <w:p>
-            <w:pPr>
-              <w:pStyle w:val="6"/>
-              <w:spacing w:line="286" w:lineRule="auto"/>
-            </w:pPr>
-          </w:p>
-          <w:p>
-            <w:pPr>
-              <w:spacing w:before="78" w:line="219" w:lineRule="auto"/>
-              <w:ind w:left="141"/>
-              <w:rPr>
-                <w:rFonts w:ascii="宋体" w:hAnsi="宋体" w:eastAsia="宋体" w:cs="宋体"/>
-                <w:sz w:val="24"/>
-                <w:szCs w:val="24"/>
-              </w:rPr>
-            </w:pPr>
-            <w:r>
-              <w:rPr>
-                <w:rFonts w:ascii="宋体" w:hAnsi="宋体" w:eastAsia="宋体" w:cs="宋体"/>
-                <w:spacing w:val="-3"/>
-                <w:sz w:val="24"/>
-                <w:szCs w:val="24"/>
-              </w:rPr>
-              <w:t>专科及以上</w:t>
-            </w:r>
-          </w:p>
-        </w:tc>
-        <w:tc>
-          <w:tcPr>
-            <w:tcW w:w="990" w:type="dxa"/>
-          </w:tcPr>
-          <w:p>
-            <w:pPr>
-              <w:pStyle w:val="6"/>
-              <w:spacing w:line="241" w:lineRule="auto"/>
-            </w:pPr>
-          </w:p>
-          <w:p>
-            <w:pPr>
-              <w:spacing w:before="78"/>
-              <w:ind w:left="448"/>
-              <w:rPr>
-                <w:rFonts w:ascii="宋体" w:hAnsi="宋体" w:eastAsia="宋体" w:cs="宋体"/>
-                <w:sz w:val="24"/>
-                <w:szCs w:val="24"/>
-              </w:rPr>
-            </w:pPr>
-            <w:r>
-              <w:rPr>
-                <w:rFonts w:ascii="宋体" w:hAnsi="宋体" w:eastAsia="宋体" w:cs="宋体"/>
-                <w:sz w:val="24"/>
-                <w:szCs w:val="24"/>
-              </w:rPr>
-              <w:t>0</w:t>
-            </w:r>
-          </w:p>
-        </w:tc>
-        <w:tc>
-          <w:tcPr>
-            <w:tcW w:w="1278" w:type="dxa"/>
-          </w:tcPr>
-          <w:p>
-            <w:pPr>
-              <w:pStyle w:val="6"/>
-              <w:spacing w:line="242" w:lineRule="auto"/>
-            </w:pPr>
-          </w:p>
-          <w:p>
-            <w:pPr>
-              <w:spacing w:before="78" w:line="224" w:lineRule="auto"/>
-              <w:ind w:left="588"/>
-              <w:rPr>
-                <w:rFonts w:ascii="宋体" w:hAnsi="宋体" w:eastAsia="宋体" w:cs="宋体"/>
-                <w:sz w:val="24"/>
-                <w:szCs w:val="24"/>
-              </w:rPr>
-            </w:pPr>
-            <w:r>
-              <w:rPr>
-                <w:rFonts w:ascii="宋体" w:hAnsi="宋体" w:eastAsia="宋体" w:cs="宋体"/>
-                <w:sz w:val="24"/>
-                <w:szCs w:val="24"/>
-              </w:rPr>
-              <w:t>/</w:t>
-            </w:r>
-          </w:p>
-        </w:tc>
-      </w:tr>
-      <w:tr>
-        <w:tblPrEx>
-          <w:tblBorders>
-            <w:top w:val="single" w:color="000000" w:sz="2" w:space="0"/>
-            <w:left w:val="single" w:color="000000" w:sz="2" w:space="0"/>
-            <w:bottom w:val="single" w:color="000000" w:sz="2" w:space="0"/>
-            <w:right w:val="single" w:color="000000" w:sz="2" w:space="0"/>
-            <w:insideH w:val="single" w:color="000000" w:sz="2" w:space="0"/>
-            <w:insideV w:val="single" w:color="000000" w:sz="2" w:space="0"/>
-          </w:tblBorders>
-          <w:tblCellMar>
-            <w:top w:w="0" w:type="dxa"/>
-            <w:left w:w="0" w:type="dxa"/>
-            <w:bottom w:w="0" w:type="dxa"/>
-            <w:right w:w="0" w:type="dxa"/>
-          </w:tblCellMar>
-        </w:tblPrEx>
-        <w:trPr>
-          <w:trHeight w:val="410" w:hRule="atLeast"/>
-        </w:trPr>
-        <w:tc>
-          <w:tcPr>
-            <w:tcW w:w="6154" w:type="dxa"/>
-            <w:gridSpan w:val="5"/>
-          </w:tcPr>
-          <w:p>
-            <w:pPr>
-              <w:spacing w:before="119" w:line="216" w:lineRule="auto"/>
-              <w:ind w:left="2850"/>
-              <w:rPr>
-                <w:rFonts w:ascii="宋体" w:hAnsi="宋体" w:eastAsia="宋体" w:cs="宋体"/>
-                <w:sz w:val="24"/>
-                <w:szCs w:val="24"/>
-              </w:rPr>
-            </w:pPr>
-            <w:r>
-              <w:rPr>
-                <w:rFonts w:ascii="宋体" w:hAnsi="宋体" w:eastAsia="宋体" w:cs="宋体"/>
-                <w:spacing w:val="-6"/>
-                <w:sz w:val="24"/>
-                <w:szCs w:val="24"/>
-              </w:rPr>
-              <w:t>合计</w:t>
-            </w:r>
-          </w:p>
-        </w:tc>
-        <w:tc>
-          <w:tcPr>
-            <w:tcW w:w="990" w:type="dxa"/>
-          </w:tcPr>
-          <w:p>
-            <w:pPr>
-              <w:spacing w:before="119" w:line="216" w:lineRule="auto"/>
-              <w:ind w:left="452"/>
-              <w:rPr>
-                <w:rFonts w:ascii="宋体" w:hAnsi="宋体" w:eastAsia="宋体" w:cs="宋体"/>
-                <w:sz w:val="24"/>
-                <w:szCs w:val="24"/>
-              </w:rPr>
-            </w:pPr>
-            <w:r>
-              <w:rPr>
-                <w:rFonts w:ascii="宋体" w:hAnsi="宋体" w:eastAsia="宋体" w:cs="宋体"/>
-                <w:sz w:val="24"/>
-                <w:szCs w:val="24"/>
-              </w:rPr>
-              <w:t>7</w:t>
-            </w:r>
-          </w:p>
-        </w:tc>
-        <w:tc>
-          <w:tcPr>
-            <w:tcW w:w="1278" w:type="dxa"/>
-          </w:tcPr>
-          <w:p>
-            <w:pPr>
-              <w:pStyle w:val="6"/>
-            </w:pPr>
-          </w:p>
-        </w:tc>
-      </w:tr>
-    </w:tbl>
-    <w:p>
-      <w:pPr>
         <w:spacing w:before="285" w:line="227" w:lineRule="auto"/>
         <w:ind w:left="344"/>
         <w:rPr>
@@ -18176,12 +14996,6 @@
             <w:insideH w:val="single" w:color="000000" w:sz="2" w:space="0"/>
             <w:insideV w:val="single" w:color="000000" w:sz="2" w:space="0"/>
           </w:tblBorders>
-          <w:tblCellMar>
-            <w:top w:w="0" w:type="dxa"/>
-            <w:left w:w="0" w:type="dxa"/>
-            <w:bottom w:w="0" w:type="dxa"/>
-            <w:right w:w="0" w:type="dxa"/>
-          </w:tblCellMar>
         </w:tblPrEx>
         <w:trPr>
           <w:trHeight w:val="629" w:hRule="atLeast"/>
@@ -19065,6 +15879,12 @@
             <w:insideH w:val="single" w:color="000000" w:sz="2" w:space="0"/>
             <w:insideV w:val="single" w:color="000000" w:sz="2" w:space="0"/>
           </w:tblBorders>
+          <w:tblCellMar>
+            <w:top w:w="0" w:type="dxa"/>
+            <w:left w:w="0" w:type="dxa"/>
+            <w:bottom w:w="0" w:type="dxa"/>
+            <w:right w:w="0" w:type="dxa"/>
+          </w:tblCellMar>
         </w:tblPrEx>
         <w:trPr>
           <w:trHeight w:val="626" w:hRule="atLeast"/>
@@ -19185,6 +16005,12 @@
             <w:insideH w:val="single" w:color="000000" w:sz="2" w:space="0"/>
             <w:insideV w:val="single" w:color="000000" w:sz="2" w:space="0"/>
           </w:tblBorders>
+          <w:tblCellMar>
+            <w:top w:w="0" w:type="dxa"/>
+            <w:left w:w="0" w:type="dxa"/>
+            <w:bottom w:w="0" w:type="dxa"/>
+            <w:right w:w="0" w:type="dxa"/>
+          </w:tblCellMar>
         </w:tblPrEx>
         <w:trPr>
           <w:trHeight w:val="630" w:hRule="atLeast"/>
@@ -19867,6 +16693,12 @@
             <w:insideH w:val="single" w:color="000000" w:sz="2" w:space="0"/>
             <w:insideV w:val="single" w:color="000000" w:sz="2" w:space="0"/>
           </w:tblBorders>
+          <w:tblCellMar>
+            <w:top w:w="0" w:type="dxa"/>
+            <w:left w:w="0" w:type="dxa"/>
+            <w:bottom w:w="0" w:type="dxa"/>
+            <w:right w:w="0" w:type="dxa"/>
+          </w:tblCellMar>
         </w:tblPrEx>
         <w:trPr>
           <w:gridBefore w:val="1"/>
@@ -26498,6 +23330,12 @@
             <w:insideH w:val="single" w:color="000000" w:sz="2" w:space="0"/>
             <w:insideV w:val="single" w:color="000000" w:sz="2" w:space="0"/>
           </w:tblBorders>
+          <w:tblCellMar>
+            <w:top w:w="0" w:type="dxa"/>
+            <w:left w:w="0" w:type="dxa"/>
+            <w:bottom w:w="0" w:type="dxa"/>
+            <w:right w:w="0" w:type="dxa"/>
+          </w:tblCellMar>
         </w:tblPrEx>
         <w:trPr>
           <w:trHeight w:val="662" w:hRule="atLeast"/>
@@ -27132,6 +23970,12 @@
             <w:insideH w:val="single" w:color="000000" w:sz="2" w:space="0"/>
             <w:insideV w:val="single" w:color="000000" w:sz="2" w:space="0"/>
           </w:tblBorders>
+          <w:tblCellMar>
+            <w:top w:w="0" w:type="dxa"/>
+            <w:left w:w="0" w:type="dxa"/>
+            <w:bottom w:w="0" w:type="dxa"/>
+            <w:right w:w="0" w:type="dxa"/>
+          </w:tblCellMar>
         </w:tblPrEx>
         <w:trPr>
           <w:trHeight w:val="662" w:hRule="atLeast"/>
@@ -28800,6 +25644,12 @@
             <w:insideH w:val="single" w:color="000000" w:sz="2" w:space="0"/>
             <w:insideV w:val="single" w:color="000000" w:sz="2" w:space="0"/>
           </w:tblBorders>
+          <w:tblCellMar>
+            <w:top w:w="0" w:type="dxa"/>
+            <w:left w:w="0" w:type="dxa"/>
+            <w:bottom w:w="0" w:type="dxa"/>
+            <w:right w:w="0" w:type="dxa"/>
+          </w:tblCellMar>
         </w:tblPrEx>
         <w:trPr>
           <w:trHeight w:val="661" w:hRule="atLeast"/>
